--- a/docs/2026-계획안-견적서/2026_바이브코딩_특강및경진대회_견적서.docx
+++ b/docs/2026-계획안-견적서/2026_바이브코딩_특강및경진대회_견적서.docx
@@ -66,9 +66,9 @@
             <w:tcW w:type="dxa" w:w="1500"/>
             <w:shd w:fill="F2F2F2" w:color="auto" w:val="clear"/>
             <w:tcMar>
-              <w:top w:type="dxa" w:w="70"/>
-              <w:left w:type="dxa" w:w="100"/>
-              <w:bottom w:type="dxa" w:w="70"/>
+              <w:top w:type="dxa" w:w="52"/>
+              <w:left w:type="dxa" w:w="100"/>
+              <w:bottom w:type="dxa" w:w="52"/>
               <w:right w:type="dxa" w:w="100"/>
             </w:tcMar>
             <w:vAlign w:val="center"/>
@@ -94,9 +94,9 @@
           <w:tcPr>
             <w:tcW w:type="dxa" w:w="3100"/>
             <w:tcMar>
-              <w:top w:type="dxa" w:w="70"/>
-              <w:left w:type="dxa" w:w="100"/>
-              <w:bottom w:type="dxa" w:w="70"/>
+              <w:top w:type="dxa" w:w="52"/>
+              <w:left w:type="dxa" w:w="100"/>
+              <w:bottom w:type="dxa" w:w="52"/>
               <w:right w:type="dxa" w:w="100"/>
             </w:tcMar>
             <w:vAlign w:val="center"/>
@@ -121,9 +121,9 @@
             <w:tcW w:type="dxa" w:w="1500"/>
             <w:shd w:fill="F2F2F2" w:color="auto" w:val="clear"/>
             <w:tcMar>
-              <w:top w:type="dxa" w:w="70"/>
-              <w:left w:type="dxa" w:w="100"/>
-              <w:bottom w:type="dxa" w:w="70"/>
+              <w:top w:type="dxa" w:w="52"/>
+              <w:left w:type="dxa" w:w="100"/>
+              <w:bottom w:type="dxa" w:w="52"/>
               <w:right w:type="dxa" w:w="100"/>
             </w:tcMar>
             <w:vAlign w:val="center"/>
@@ -149,9 +149,9 @@
           <w:tcPr>
             <w:tcW w:type="dxa" w:w="3100"/>
             <w:tcMar>
-              <w:top w:type="dxa" w:w="70"/>
-              <w:left w:type="dxa" w:w="100"/>
-              <w:bottom w:type="dxa" w:w="70"/>
+              <w:top w:type="dxa" w:w="52"/>
+              <w:left w:type="dxa" w:w="100"/>
+              <w:bottom w:type="dxa" w:w="52"/>
               <w:right w:type="dxa" w:w="100"/>
             </w:tcMar>
             <w:vAlign w:val="center"/>
@@ -178,9 +178,9 @@
             <w:tcW w:type="dxa" w:w="1500"/>
             <w:shd w:fill="F2F2F2" w:color="auto" w:val="clear"/>
             <w:tcMar>
-              <w:top w:type="dxa" w:w="70"/>
-              <w:left w:type="dxa" w:w="100"/>
-              <w:bottom w:type="dxa" w:w="70"/>
+              <w:top w:type="dxa" w:w="52"/>
+              <w:left w:type="dxa" w:w="100"/>
+              <w:bottom w:type="dxa" w:w="52"/>
               <w:right w:type="dxa" w:w="100"/>
             </w:tcMar>
             <w:vAlign w:val="center"/>
@@ -206,9 +206,9 @@
           <w:tcPr>
             <w:tcW w:type="dxa" w:w="3100"/>
             <w:tcMar>
-              <w:top w:type="dxa" w:w="70"/>
-              <w:left w:type="dxa" w:w="100"/>
-              <w:bottom w:type="dxa" w:w="70"/>
+              <w:top w:type="dxa" w:w="52"/>
+              <w:left w:type="dxa" w:w="100"/>
+              <w:bottom w:type="dxa" w:w="52"/>
               <w:right w:type="dxa" w:w="100"/>
             </w:tcMar>
             <w:vAlign w:val="center"/>
@@ -233,9 +233,9 @@
             <w:tcW w:type="dxa" w:w="1500"/>
             <w:shd w:fill="F2F2F2" w:color="auto" w:val="clear"/>
             <w:tcMar>
-              <w:top w:type="dxa" w:w="70"/>
-              <w:left w:type="dxa" w:w="100"/>
-              <w:bottom w:type="dxa" w:w="70"/>
+              <w:top w:type="dxa" w:w="52"/>
+              <w:left w:type="dxa" w:w="100"/>
+              <w:bottom w:type="dxa" w:w="52"/>
               <w:right w:type="dxa" w:w="100"/>
             </w:tcMar>
             <w:vAlign w:val="center"/>
@@ -261,9 +261,9 @@
           <w:tcPr>
             <w:tcW w:type="dxa" w:w="3100"/>
             <w:tcMar>
-              <w:top w:type="dxa" w:w="70"/>
-              <w:left w:type="dxa" w:w="100"/>
-              <w:bottom w:type="dxa" w:w="70"/>
+              <w:top w:type="dxa" w:w="52"/>
+              <w:left w:type="dxa" w:w="100"/>
+              <w:bottom w:type="dxa" w:w="52"/>
               <w:right w:type="dxa" w:w="100"/>
             </w:tcMar>
             <w:vAlign w:val="center"/>
@@ -290,9 +290,9 @@
             <w:tcW w:type="dxa" w:w="1500"/>
             <w:shd w:fill="F2F2F2" w:color="auto" w:val="clear"/>
             <w:tcMar>
-              <w:top w:type="dxa" w:w="70"/>
-              <w:left w:type="dxa" w:w="100"/>
-              <w:bottom w:type="dxa" w:w="70"/>
+              <w:top w:type="dxa" w:w="52"/>
+              <w:left w:type="dxa" w:w="100"/>
+              <w:bottom w:type="dxa" w:w="52"/>
               <w:right w:type="dxa" w:w="100"/>
             </w:tcMar>
             <w:vAlign w:val="center"/>
@@ -319,9 +319,9 @@
             <w:tcW w:type="dxa" w:w="7700"/>
             <w:gridSpan w:val="3"/>
             <w:tcMar>
-              <w:top w:type="dxa" w:w="70"/>
-              <w:left w:type="dxa" w:w="100"/>
-              <w:bottom w:type="dxa" w:w="70"/>
+              <w:top w:type="dxa" w:w="52"/>
+              <w:left w:type="dxa" w:w="100"/>
+              <w:bottom w:type="dxa" w:w="52"/>
               <w:right w:type="dxa" w:w="100"/>
             </w:tcMar>
             <w:vAlign w:val="center"/>
@@ -348,9 +348,9 @@
             <w:tcW w:type="dxa" w:w="1500"/>
             <w:shd w:fill="F2F2F2" w:color="auto" w:val="clear"/>
             <w:tcMar>
-              <w:top w:type="dxa" w:w="70"/>
-              <w:left w:type="dxa" w:w="100"/>
-              <w:bottom w:type="dxa" w:w="70"/>
+              <w:top w:type="dxa" w:w="52"/>
+              <w:left w:type="dxa" w:w="100"/>
+              <w:bottom w:type="dxa" w:w="52"/>
               <w:right w:type="dxa" w:w="100"/>
             </w:tcMar>
             <w:vAlign w:val="center"/>
@@ -376,9 +376,9 @@
           <w:tcPr>
             <w:tcW w:type="dxa" w:w="3100"/>
             <w:tcMar>
-              <w:top w:type="dxa" w:w="70"/>
-              <w:left w:type="dxa" w:w="100"/>
-              <w:bottom w:type="dxa" w:w="70"/>
+              <w:top w:type="dxa" w:w="52"/>
+              <w:left w:type="dxa" w:w="100"/>
+              <w:bottom w:type="dxa" w:w="52"/>
               <w:right w:type="dxa" w:w="100"/>
             </w:tcMar>
             <w:vAlign w:val="center"/>
@@ -403,9 +403,9 @@
             <w:tcW w:type="dxa" w:w="1500"/>
             <w:shd w:fill="F2F2F2" w:color="auto" w:val="clear"/>
             <w:tcMar>
-              <w:top w:type="dxa" w:w="70"/>
-              <w:left w:type="dxa" w:w="100"/>
-              <w:bottom w:type="dxa" w:w="70"/>
+              <w:top w:type="dxa" w:w="52"/>
+              <w:left w:type="dxa" w:w="100"/>
+              <w:bottom w:type="dxa" w:w="52"/>
               <w:right w:type="dxa" w:w="100"/>
             </w:tcMar>
             <w:vAlign w:val="center"/>
@@ -431,9 +431,9 @@
           <w:tcPr>
             <w:tcW w:type="dxa" w:w="3100"/>
             <w:tcMar>
-              <w:top w:type="dxa" w:w="70"/>
-              <w:left w:type="dxa" w:w="100"/>
-              <w:bottom w:type="dxa" w:w="70"/>
+              <w:top w:type="dxa" w:w="52"/>
+              <w:left w:type="dxa" w:w="100"/>
+              <w:bottom w:type="dxa" w:w="52"/>
               <w:right w:type="dxa" w:w="100"/>
             </w:tcMar>
             <w:vAlign w:val="center"/>
@@ -460,9 +460,9 @@
             <w:tcW w:type="dxa" w:w="1500"/>
             <w:shd w:fill="F2F2F2" w:color="auto" w:val="clear"/>
             <w:tcMar>
-              <w:top w:type="dxa" w:w="70"/>
-              <w:left w:type="dxa" w:w="100"/>
-              <w:bottom w:type="dxa" w:w="70"/>
+              <w:top w:type="dxa" w:w="52"/>
+              <w:left w:type="dxa" w:w="100"/>
+              <w:bottom w:type="dxa" w:w="52"/>
               <w:right w:type="dxa" w:w="100"/>
             </w:tcMar>
             <w:vAlign w:val="center"/>
@@ -489,9 +489,9 @@
             <w:tcW w:type="dxa" w:w="7700"/>
             <w:gridSpan w:val="3"/>
             <w:tcMar>
-              <w:top w:type="dxa" w:w="70"/>
-              <w:left w:type="dxa" w:w="100"/>
-              <w:bottom w:type="dxa" w:w="70"/>
+              <w:top w:type="dxa" w:w="52"/>
+              <w:left w:type="dxa" w:w="100"/>
+              <w:bottom w:type="dxa" w:w="52"/>
               <w:right w:type="dxa" w:w="100"/>
             </w:tcMar>
             <w:vAlign w:val="center"/>
@@ -568,9 +568,9 @@
             <w:tcW w:type="dxa" w:w="600"/>
             <w:shd w:fill="17365D" w:color="auto" w:val="clear"/>
             <w:tcMar>
-              <w:top w:type="dxa" w:w="70"/>
-              <w:left w:type="dxa" w:w="100"/>
-              <w:bottom w:type="dxa" w:w="70"/>
+              <w:top w:type="dxa" w:w="52"/>
+              <w:left w:type="dxa" w:w="100"/>
+              <w:bottom w:type="dxa" w:w="52"/>
               <w:right w:type="dxa" w:w="100"/>
             </w:tcMar>
             <w:vAlign w:val="center"/>
@@ -598,9 +598,9 @@
             <w:tcW w:type="dxa" w:w="3300"/>
             <w:shd w:fill="17365D" w:color="auto" w:val="clear"/>
             <w:tcMar>
-              <w:top w:type="dxa" w:w="70"/>
-              <w:left w:type="dxa" w:w="100"/>
-              <w:bottom w:type="dxa" w:w="70"/>
+              <w:top w:type="dxa" w:w="52"/>
+              <w:left w:type="dxa" w:w="100"/>
+              <w:bottom w:type="dxa" w:w="52"/>
               <w:right w:type="dxa" w:w="100"/>
             </w:tcMar>
             <w:vAlign w:val="center"/>
@@ -628,9 +628,9 @@
             <w:tcW w:type="dxa" w:w="1000"/>
             <w:shd w:fill="17365D" w:color="auto" w:val="clear"/>
             <w:tcMar>
-              <w:top w:type="dxa" w:w="70"/>
-              <w:left w:type="dxa" w:w="100"/>
-              <w:bottom w:type="dxa" w:w="70"/>
+              <w:top w:type="dxa" w:w="52"/>
+              <w:left w:type="dxa" w:w="100"/>
+              <w:bottom w:type="dxa" w:w="52"/>
               <w:right w:type="dxa" w:w="100"/>
             </w:tcMar>
             <w:vAlign w:val="center"/>
@@ -658,9 +658,9 @@
             <w:tcW w:type="dxa" w:w="700"/>
             <w:shd w:fill="17365D" w:color="auto" w:val="clear"/>
             <w:tcMar>
-              <w:top w:type="dxa" w:w="70"/>
-              <w:left w:type="dxa" w:w="100"/>
-              <w:bottom w:type="dxa" w:w="70"/>
+              <w:top w:type="dxa" w:w="52"/>
+              <w:left w:type="dxa" w:w="100"/>
+              <w:bottom w:type="dxa" w:w="52"/>
               <w:right w:type="dxa" w:w="100"/>
             </w:tcMar>
             <w:vAlign w:val="center"/>
@@ -688,9 +688,9 @@
             <w:tcW w:type="dxa" w:w="1800"/>
             <w:shd w:fill="17365D" w:color="auto" w:val="clear"/>
             <w:tcMar>
-              <w:top w:type="dxa" w:w="70"/>
-              <w:left w:type="dxa" w:w="100"/>
-              <w:bottom w:type="dxa" w:w="70"/>
+              <w:top w:type="dxa" w:w="52"/>
+              <w:left w:type="dxa" w:w="100"/>
+              <w:bottom w:type="dxa" w:w="52"/>
               <w:right w:type="dxa" w:w="100"/>
             </w:tcMar>
             <w:vAlign w:val="center"/>
@@ -718,9 +718,9 @@
             <w:tcW w:type="dxa" w:w="1774"/>
             <w:shd w:fill="17365D" w:color="auto" w:val="clear"/>
             <w:tcMar>
-              <w:top w:type="dxa" w:w="70"/>
-              <w:left w:type="dxa" w:w="100"/>
-              <w:bottom w:type="dxa" w:w="70"/>
+              <w:top w:type="dxa" w:w="52"/>
+              <w:left w:type="dxa" w:w="100"/>
+              <w:bottom w:type="dxa" w:w="52"/>
               <w:right w:type="dxa" w:w="100"/>
             </w:tcMar>
             <w:vAlign w:val="center"/>
@@ -749,9 +749,9 @@
           <w:tcPr>
             <w:tcW w:type="dxa" w:w="600"/>
             <w:tcMar>
-              <w:top w:type="dxa" w:w="70"/>
-              <w:left w:type="dxa" w:w="100"/>
-              <w:bottom w:type="dxa" w:w="70"/>
+              <w:top w:type="dxa" w:w="52"/>
+              <w:left w:type="dxa" w:w="100"/>
+              <w:bottom w:type="dxa" w:w="52"/>
               <w:right w:type="dxa" w:w="100"/>
             </w:tcMar>
             <w:vAlign w:val="center"/>
@@ -775,9 +775,9 @@
           <w:tcPr>
             <w:tcW w:type="dxa" w:w="3300"/>
             <w:tcMar>
-              <w:top w:type="dxa" w:w="70"/>
-              <w:left w:type="dxa" w:w="100"/>
-              <w:bottom w:type="dxa" w:w="70"/>
+              <w:top w:type="dxa" w:w="52"/>
+              <w:left w:type="dxa" w:w="100"/>
+              <w:bottom w:type="dxa" w:w="52"/>
               <w:right w:type="dxa" w:w="100"/>
             </w:tcMar>
             <w:vAlign w:val="center"/>
@@ -803,9 +803,9 @@
           <w:tcPr>
             <w:tcW w:type="dxa" w:w="1000"/>
             <w:tcMar>
-              <w:top w:type="dxa" w:w="70"/>
-              <w:left w:type="dxa" w:w="100"/>
-              <w:bottom w:type="dxa" w:w="70"/>
+              <w:top w:type="dxa" w:w="52"/>
+              <w:left w:type="dxa" w:w="100"/>
+              <w:bottom w:type="dxa" w:w="52"/>
               <w:right w:type="dxa" w:w="100"/>
             </w:tcMar>
             <w:vAlign w:val="center"/>
@@ -829,9 +829,9 @@
           <w:tcPr>
             <w:tcW w:type="dxa" w:w="700"/>
             <w:tcMar>
-              <w:top w:type="dxa" w:w="70"/>
-              <w:left w:type="dxa" w:w="100"/>
-              <w:bottom w:type="dxa" w:w="70"/>
+              <w:top w:type="dxa" w:w="52"/>
+              <w:left w:type="dxa" w:w="100"/>
+              <w:bottom w:type="dxa" w:w="52"/>
               <w:right w:type="dxa" w:w="100"/>
             </w:tcMar>
             <w:vAlign w:val="center"/>
@@ -855,9 +855,9 @@
           <w:tcPr>
             <w:tcW w:type="dxa" w:w="1800"/>
             <w:tcMar>
-              <w:top w:type="dxa" w:w="70"/>
-              <w:left w:type="dxa" w:w="100"/>
-              <w:bottom w:type="dxa" w:w="70"/>
+              <w:top w:type="dxa" w:w="52"/>
+              <w:left w:type="dxa" w:w="100"/>
+              <w:bottom w:type="dxa" w:w="52"/>
               <w:right w:type="dxa" w:w="100"/>
             </w:tcMar>
             <w:vAlign w:val="center"/>
@@ -875,7 +875,7 @@
                 <w:sz w:val="18"/>
                 <w:szCs w:val="18"/>
               </w:rPr>
-              <w:t xml:space="preserve">3,500,000</w:t>
+              <w:t xml:space="preserve">3,250,000</w:t>
             </w:r>
           </w:p>
         </w:tc>
@@ -883,9 +883,9 @@
           <w:tcPr>
             <w:tcW w:type="dxa" w:w="1774"/>
             <w:tcMar>
-              <w:top w:type="dxa" w:w="70"/>
-              <w:left w:type="dxa" w:w="100"/>
-              <w:bottom w:type="dxa" w:w="70"/>
+              <w:top w:type="dxa" w:w="52"/>
+              <w:left w:type="dxa" w:w="100"/>
+              <w:bottom w:type="dxa" w:w="52"/>
               <w:right w:type="dxa" w:w="100"/>
             </w:tcMar>
             <w:vAlign w:val="center"/>
@@ -911,9 +911,9 @@
           <w:tcPr>
             <w:tcW w:type="dxa" w:w="600"/>
             <w:tcMar>
-              <w:top w:type="dxa" w:w="70"/>
-              <w:left w:type="dxa" w:w="100"/>
-              <w:bottom w:type="dxa" w:w="70"/>
+              <w:top w:type="dxa" w:w="52"/>
+              <w:left w:type="dxa" w:w="100"/>
+              <w:bottom w:type="dxa" w:w="52"/>
               <w:right w:type="dxa" w:w="100"/>
             </w:tcMar>
             <w:vAlign w:val="center"/>
@@ -937,9 +937,9 @@
           <w:tcPr>
             <w:tcW w:type="dxa" w:w="3300"/>
             <w:tcMar>
-              <w:top w:type="dxa" w:w="70"/>
-              <w:left w:type="dxa" w:w="100"/>
-              <w:bottom w:type="dxa" w:w="70"/>
+              <w:top w:type="dxa" w:w="52"/>
+              <w:left w:type="dxa" w:w="100"/>
+              <w:bottom w:type="dxa" w:w="52"/>
               <w:right w:type="dxa" w:w="100"/>
             </w:tcMar>
             <w:vAlign w:val="center"/>
@@ -963,9 +963,9 @@
           <w:tcPr>
             <w:tcW w:type="dxa" w:w="1000"/>
             <w:tcMar>
-              <w:top w:type="dxa" w:w="70"/>
-              <w:left w:type="dxa" w:w="100"/>
-              <w:bottom w:type="dxa" w:w="70"/>
+              <w:top w:type="dxa" w:w="52"/>
+              <w:left w:type="dxa" w:w="100"/>
+              <w:bottom w:type="dxa" w:w="52"/>
               <w:right w:type="dxa" w:w="100"/>
             </w:tcMar>
             <w:vAlign w:val="center"/>
@@ -981,7 +981,7 @@
                 <w:sz w:val="18"/>
                 <w:szCs w:val="18"/>
               </w:rPr>
-              <w:t xml:space="preserve">500,000</w:t>
+              <w:t xml:space="preserve">250,000</w:t>
             </w:r>
           </w:p>
         </w:tc>
@@ -989,9 +989,9 @@
           <w:tcPr>
             <w:tcW w:type="dxa" w:w="700"/>
             <w:tcMar>
-              <w:top w:type="dxa" w:w="70"/>
-              <w:left w:type="dxa" w:w="100"/>
-              <w:bottom w:type="dxa" w:w="70"/>
+              <w:top w:type="dxa" w:w="52"/>
+              <w:left w:type="dxa" w:w="100"/>
+              <w:bottom w:type="dxa" w:w="52"/>
               <w:right w:type="dxa" w:w="100"/>
             </w:tcMar>
             <w:vAlign w:val="center"/>
@@ -1015,9 +1015,9 @@
           <w:tcPr>
             <w:tcW w:type="dxa" w:w="1800"/>
             <w:tcMar>
-              <w:top w:type="dxa" w:w="70"/>
-              <w:left w:type="dxa" w:w="100"/>
-              <w:bottom w:type="dxa" w:w="70"/>
+              <w:top w:type="dxa" w:w="52"/>
+              <w:left w:type="dxa" w:w="100"/>
+              <w:bottom w:type="dxa" w:w="52"/>
               <w:right w:type="dxa" w:w="100"/>
             </w:tcMar>
             <w:vAlign w:val="center"/>
@@ -1033,7 +1033,7 @@
                 <w:sz w:val="18"/>
                 <w:szCs w:val="18"/>
               </w:rPr>
-              <w:t xml:space="preserve">500,000</w:t>
+              <w:t xml:space="preserve">250,000</w:t>
             </w:r>
           </w:p>
         </w:tc>
@@ -1041,9 +1041,9 @@
           <w:tcPr>
             <w:tcW w:type="dxa" w:w="1774"/>
             <w:tcMar>
-              <w:top w:type="dxa" w:w="70"/>
-              <w:left w:type="dxa" w:w="100"/>
-              <w:bottom w:type="dxa" w:w="70"/>
+              <w:top w:type="dxa" w:w="52"/>
+              <w:left w:type="dxa" w:w="100"/>
+              <w:bottom w:type="dxa" w:w="52"/>
               <w:right w:type="dxa" w:w="100"/>
             </w:tcMar>
             <w:vAlign w:val="center"/>
@@ -1059,7 +1059,7 @@
                 <w:sz w:val="18"/>
                 <w:szCs w:val="18"/>
               </w:rPr>
-              <w:t xml:space="preserve">9.28 특강 2시간</w:t>
+              <w:t xml:space="preserve">지급기준 나급 · 2시간</w:t>
             </w:r>
           </w:p>
         </w:tc>
@@ -1069,9 +1069,9 @@
           <w:tcPr>
             <w:tcW w:type="dxa" w:w="600"/>
             <w:tcMar>
-              <w:top w:type="dxa" w:w="70"/>
-              <w:left w:type="dxa" w:w="100"/>
-              <w:bottom w:type="dxa" w:w="70"/>
+              <w:top w:type="dxa" w:w="52"/>
+              <w:left w:type="dxa" w:w="100"/>
+              <w:bottom w:type="dxa" w:w="52"/>
               <w:right w:type="dxa" w:w="100"/>
             </w:tcMar>
             <w:vAlign w:val="center"/>
@@ -1095,9 +1095,9 @@
           <w:tcPr>
             <w:tcW w:type="dxa" w:w="3300"/>
             <w:tcMar>
-              <w:top w:type="dxa" w:w="70"/>
-              <w:left w:type="dxa" w:w="100"/>
-              <w:bottom w:type="dxa" w:w="70"/>
+              <w:top w:type="dxa" w:w="52"/>
+              <w:left w:type="dxa" w:w="100"/>
+              <w:bottom w:type="dxa" w:w="52"/>
               <w:right w:type="dxa" w:w="100"/>
             </w:tcMar>
             <w:vAlign w:val="center"/>
@@ -1121,9 +1121,9 @@
           <w:tcPr>
             <w:tcW w:type="dxa" w:w="1000"/>
             <w:tcMar>
-              <w:top w:type="dxa" w:w="70"/>
-              <w:left w:type="dxa" w:w="100"/>
-              <w:bottom w:type="dxa" w:w="70"/>
+              <w:top w:type="dxa" w:w="52"/>
+              <w:left w:type="dxa" w:w="100"/>
+              <w:bottom w:type="dxa" w:w="52"/>
               <w:right w:type="dxa" w:w="100"/>
             </w:tcMar>
             <w:vAlign w:val="center"/>
@@ -1147,9 +1147,9 @@
           <w:tcPr>
             <w:tcW w:type="dxa" w:w="700"/>
             <w:tcMar>
-              <w:top w:type="dxa" w:w="70"/>
-              <w:left w:type="dxa" w:w="100"/>
-              <w:bottom w:type="dxa" w:w="70"/>
+              <w:top w:type="dxa" w:w="52"/>
+              <w:left w:type="dxa" w:w="100"/>
+              <w:bottom w:type="dxa" w:w="52"/>
               <w:right w:type="dxa" w:w="100"/>
             </w:tcMar>
             <w:vAlign w:val="center"/>
@@ -1173,9 +1173,9 @@
           <w:tcPr>
             <w:tcW w:type="dxa" w:w="1800"/>
             <w:tcMar>
-              <w:top w:type="dxa" w:w="70"/>
-              <w:left w:type="dxa" w:w="100"/>
-              <w:bottom w:type="dxa" w:w="70"/>
+              <w:top w:type="dxa" w:w="52"/>
+              <w:left w:type="dxa" w:w="100"/>
+              <w:bottom w:type="dxa" w:w="52"/>
               <w:right w:type="dxa" w:w="100"/>
             </w:tcMar>
             <w:vAlign w:val="center"/>
@@ -1199,9 +1199,9 @@
           <w:tcPr>
             <w:tcW w:type="dxa" w:w="1774"/>
             <w:tcMar>
-              <w:top w:type="dxa" w:w="70"/>
-              <w:left w:type="dxa" w:w="100"/>
-              <w:bottom w:type="dxa" w:w="70"/>
+              <w:top w:type="dxa" w:w="52"/>
+              <w:left w:type="dxa" w:w="100"/>
+              <w:bottom w:type="dxa" w:w="52"/>
               <w:right w:type="dxa" w:w="100"/>
             </w:tcMar>
             <w:vAlign w:val="center"/>
@@ -1227,9 +1227,9 @@
           <w:tcPr>
             <w:tcW w:type="dxa" w:w="600"/>
             <w:tcMar>
-              <w:top w:type="dxa" w:w="70"/>
-              <w:left w:type="dxa" w:w="100"/>
-              <w:bottom w:type="dxa" w:w="70"/>
+              <w:top w:type="dxa" w:w="52"/>
+              <w:left w:type="dxa" w:w="100"/>
+              <w:bottom w:type="dxa" w:w="52"/>
               <w:right w:type="dxa" w:w="100"/>
             </w:tcMar>
             <w:vAlign w:val="center"/>
@@ -1253,9 +1253,9 @@
           <w:tcPr>
             <w:tcW w:type="dxa" w:w="3300"/>
             <w:tcMar>
-              <w:top w:type="dxa" w:w="70"/>
-              <w:left w:type="dxa" w:w="100"/>
-              <w:bottom w:type="dxa" w:w="70"/>
+              <w:top w:type="dxa" w:w="52"/>
+              <w:left w:type="dxa" w:w="100"/>
+              <w:bottom w:type="dxa" w:w="52"/>
               <w:right w:type="dxa" w:w="100"/>
             </w:tcMar>
             <w:vAlign w:val="center"/>
@@ -1279,9 +1279,9 @@
           <w:tcPr>
             <w:tcW w:type="dxa" w:w="1000"/>
             <w:tcMar>
-              <w:top w:type="dxa" w:w="70"/>
-              <w:left w:type="dxa" w:w="100"/>
-              <w:bottom w:type="dxa" w:w="70"/>
+              <w:top w:type="dxa" w:w="52"/>
+              <w:left w:type="dxa" w:w="100"/>
+              <w:bottom w:type="dxa" w:w="52"/>
               <w:right w:type="dxa" w:w="100"/>
             </w:tcMar>
             <w:vAlign w:val="center"/>
@@ -1305,9 +1305,9 @@
           <w:tcPr>
             <w:tcW w:type="dxa" w:w="700"/>
             <w:tcMar>
-              <w:top w:type="dxa" w:w="70"/>
-              <w:left w:type="dxa" w:w="100"/>
-              <w:bottom w:type="dxa" w:w="70"/>
+              <w:top w:type="dxa" w:w="52"/>
+              <w:left w:type="dxa" w:w="100"/>
+              <w:bottom w:type="dxa" w:w="52"/>
               <w:right w:type="dxa" w:w="100"/>
             </w:tcMar>
             <w:vAlign w:val="center"/>
@@ -1331,9 +1331,9 @@
           <w:tcPr>
             <w:tcW w:type="dxa" w:w="1800"/>
             <w:tcMar>
-              <w:top w:type="dxa" w:w="70"/>
-              <w:left w:type="dxa" w:w="100"/>
-              <w:bottom w:type="dxa" w:w="70"/>
+              <w:top w:type="dxa" w:w="52"/>
+              <w:left w:type="dxa" w:w="100"/>
+              <w:bottom w:type="dxa" w:w="52"/>
               <w:right w:type="dxa" w:w="100"/>
             </w:tcMar>
             <w:vAlign w:val="center"/>
@@ -1357,9 +1357,9 @@
           <w:tcPr>
             <w:tcW w:type="dxa" w:w="1774"/>
             <w:tcMar>
-              <w:top w:type="dxa" w:w="70"/>
-              <w:left w:type="dxa" w:w="100"/>
-              <w:bottom w:type="dxa" w:w="70"/>
+              <w:top w:type="dxa" w:w="52"/>
+              <w:left w:type="dxa" w:w="100"/>
+              <w:bottom w:type="dxa" w:w="52"/>
               <w:right w:type="dxa" w:w="100"/>
             </w:tcMar>
             <w:vAlign w:val="center"/>
@@ -1385,9 +1385,9 @@
           <w:tcPr>
             <w:tcW w:type="dxa" w:w="600"/>
             <w:tcMar>
-              <w:top w:type="dxa" w:w="70"/>
-              <w:left w:type="dxa" w:w="100"/>
-              <w:bottom w:type="dxa" w:w="70"/>
+              <w:top w:type="dxa" w:w="52"/>
+              <w:left w:type="dxa" w:w="100"/>
+              <w:bottom w:type="dxa" w:w="52"/>
               <w:right w:type="dxa" w:w="100"/>
             </w:tcMar>
             <w:vAlign w:val="center"/>
@@ -1411,9 +1411,9 @@
           <w:tcPr>
             <w:tcW w:type="dxa" w:w="3300"/>
             <w:tcMar>
-              <w:top w:type="dxa" w:w="70"/>
-              <w:left w:type="dxa" w:w="100"/>
-              <w:bottom w:type="dxa" w:w="70"/>
+              <w:top w:type="dxa" w:w="52"/>
+              <w:left w:type="dxa" w:w="100"/>
+              <w:bottom w:type="dxa" w:w="52"/>
               <w:right w:type="dxa" w:w="100"/>
             </w:tcMar>
             <w:vAlign w:val="center"/>
@@ -1437,9 +1437,9 @@
           <w:tcPr>
             <w:tcW w:type="dxa" w:w="1000"/>
             <w:tcMar>
-              <w:top w:type="dxa" w:w="70"/>
-              <w:left w:type="dxa" w:w="100"/>
-              <w:bottom w:type="dxa" w:w="70"/>
+              <w:top w:type="dxa" w:w="52"/>
+              <w:left w:type="dxa" w:w="100"/>
+              <w:bottom w:type="dxa" w:w="52"/>
               <w:right w:type="dxa" w:w="100"/>
             </w:tcMar>
             <w:vAlign w:val="center"/>
@@ -1463,9 +1463,9 @@
           <w:tcPr>
             <w:tcW w:type="dxa" w:w="700"/>
             <w:tcMar>
-              <w:top w:type="dxa" w:w="70"/>
-              <w:left w:type="dxa" w:w="100"/>
-              <w:bottom w:type="dxa" w:w="70"/>
+              <w:top w:type="dxa" w:w="52"/>
+              <w:left w:type="dxa" w:w="100"/>
+              <w:bottom w:type="dxa" w:w="52"/>
               <w:right w:type="dxa" w:w="100"/>
             </w:tcMar>
             <w:vAlign w:val="center"/>
@@ -1489,9 +1489,9 @@
           <w:tcPr>
             <w:tcW w:type="dxa" w:w="1800"/>
             <w:tcMar>
-              <w:top w:type="dxa" w:w="70"/>
-              <w:left w:type="dxa" w:w="100"/>
-              <w:bottom w:type="dxa" w:w="70"/>
+              <w:top w:type="dxa" w:w="52"/>
+              <w:left w:type="dxa" w:w="100"/>
+              <w:bottom w:type="dxa" w:w="52"/>
               <w:right w:type="dxa" w:w="100"/>
             </w:tcMar>
             <w:vAlign w:val="center"/>
@@ -1515,9 +1515,9 @@
           <w:tcPr>
             <w:tcW w:type="dxa" w:w="1774"/>
             <w:tcMar>
-              <w:top w:type="dxa" w:w="70"/>
-              <w:left w:type="dxa" w:w="100"/>
-              <w:bottom w:type="dxa" w:w="70"/>
+              <w:top w:type="dxa" w:w="52"/>
+              <w:left w:type="dxa" w:w="100"/>
+              <w:bottom w:type="dxa" w:w="52"/>
               <w:right w:type="dxa" w:w="100"/>
             </w:tcMar>
             <w:vAlign w:val="center"/>
@@ -1543,9 +1543,9 @@
           <w:tcPr>
             <w:tcW w:type="dxa" w:w="600"/>
             <w:tcMar>
-              <w:top w:type="dxa" w:w="70"/>
-              <w:left w:type="dxa" w:w="100"/>
-              <w:bottom w:type="dxa" w:w="70"/>
+              <w:top w:type="dxa" w:w="52"/>
+              <w:left w:type="dxa" w:w="100"/>
+              <w:bottom w:type="dxa" w:w="52"/>
               <w:right w:type="dxa" w:w="100"/>
             </w:tcMar>
             <w:vAlign w:val="center"/>
@@ -1569,9 +1569,9 @@
           <w:tcPr>
             <w:tcW w:type="dxa" w:w="3300"/>
             <w:tcMar>
-              <w:top w:type="dxa" w:w="70"/>
-              <w:left w:type="dxa" w:w="100"/>
-              <w:bottom w:type="dxa" w:w="70"/>
+              <w:top w:type="dxa" w:w="52"/>
+              <w:left w:type="dxa" w:w="100"/>
+              <w:bottom w:type="dxa" w:w="52"/>
               <w:right w:type="dxa" w:w="100"/>
             </w:tcMar>
             <w:vAlign w:val="center"/>
@@ -1597,9 +1597,9 @@
           <w:tcPr>
             <w:tcW w:type="dxa" w:w="1000"/>
             <w:tcMar>
-              <w:top w:type="dxa" w:w="70"/>
-              <w:left w:type="dxa" w:w="100"/>
-              <w:bottom w:type="dxa" w:w="70"/>
+              <w:top w:type="dxa" w:w="52"/>
+              <w:left w:type="dxa" w:w="100"/>
+              <w:bottom w:type="dxa" w:w="52"/>
               <w:right w:type="dxa" w:w="100"/>
             </w:tcMar>
             <w:vAlign w:val="center"/>
@@ -1623,9 +1623,9 @@
           <w:tcPr>
             <w:tcW w:type="dxa" w:w="700"/>
             <w:tcMar>
-              <w:top w:type="dxa" w:w="70"/>
-              <w:left w:type="dxa" w:w="100"/>
-              <w:bottom w:type="dxa" w:w="70"/>
+              <w:top w:type="dxa" w:w="52"/>
+              <w:left w:type="dxa" w:w="100"/>
+              <w:bottom w:type="dxa" w:w="52"/>
               <w:right w:type="dxa" w:w="100"/>
             </w:tcMar>
             <w:vAlign w:val="center"/>
@@ -1649,9 +1649,9 @@
           <w:tcPr>
             <w:tcW w:type="dxa" w:w="1800"/>
             <w:tcMar>
-              <w:top w:type="dxa" w:w="70"/>
-              <w:left w:type="dxa" w:w="100"/>
-              <w:bottom w:type="dxa" w:w="70"/>
+              <w:top w:type="dxa" w:w="52"/>
+              <w:left w:type="dxa" w:w="100"/>
+              <w:bottom w:type="dxa" w:w="52"/>
               <w:right w:type="dxa" w:w="100"/>
             </w:tcMar>
             <w:vAlign w:val="center"/>
@@ -1677,9 +1677,9 @@
           <w:tcPr>
             <w:tcW w:type="dxa" w:w="1774"/>
             <w:tcMar>
-              <w:top w:type="dxa" w:w="70"/>
-              <w:left w:type="dxa" w:w="100"/>
-              <w:bottom w:type="dxa" w:w="70"/>
+              <w:top w:type="dxa" w:w="52"/>
+              <w:left w:type="dxa" w:w="100"/>
+              <w:bottom w:type="dxa" w:w="52"/>
               <w:right w:type="dxa" w:w="100"/>
             </w:tcMar>
             <w:vAlign w:val="center"/>
@@ -1705,9 +1705,9 @@
           <w:tcPr>
             <w:tcW w:type="dxa" w:w="600"/>
             <w:tcMar>
-              <w:top w:type="dxa" w:w="70"/>
-              <w:left w:type="dxa" w:w="100"/>
-              <w:bottom w:type="dxa" w:w="70"/>
+              <w:top w:type="dxa" w:w="52"/>
+              <w:left w:type="dxa" w:w="100"/>
+              <w:bottom w:type="dxa" w:w="52"/>
               <w:right w:type="dxa" w:w="100"/>
             </w:tcMar>
             <w:vAlign w:val="center"/>
@@ -1731,9 +1731,9 @@
           <w:tcPr>
             <w:tcW w:type="dxa" w:w="3300"/>
             <w:tcMar>
-              <w:top w:type="dxa" w:w="70"/>
-              <w:left w:type="dxa" w:w="100"/>
-              <w:bottom w:type="dxa" w:w="70"/>
+              <w:top w:type="dxa" w:w="52"/>
+              <w:left w:type="dxa" w:w="100"/>
+              <w:bottom w:type="dxa" w:w="52"/>
               <w:right w:type="dxa" w:w="100"/>
             </w:tcMar>
             <w:vAlign w:val="center"/>
@@ -1757,9 +1757,9 @@
           <w:tcPr>
             <w:tcW w:type="dxa" w:w="1000"/>
             <w:tcMar>
-              <w:top w:type="dxa" w:w="70"/>
-              <w:left w:type="dxa" w:w="100"/>
-              <w:bottom w:type="dxa" w:w="70"/>
+              <w:top w:type="dxa" w:w="52"/>
+              <w:left w:type="dxa" w:w="100"/>
+              <w:bottom w:type="dxa" w:w="52"/>
               <w:right w:type="dxa" w:w="100"/>
             </w:tcMar>
             <w:vAlign w:val="center"/>
@@ -1783,9 +1783,9 @@
           <w:tcPr>
             <w:tcW w:type="dxa" w:w="700"/>
             <w:tcMar>
-              <w:top w:type="dxa" w:w="70"/>
-              <w:left w:type="dxa" w:w="100"/>
-              <w:bottom w:type="dxa" w:w="70"/>
+              <w:top w:type="dxa" w:w="52"/>
+              <w:left w:type="dxa" w:w="100"/>
+              <w:bottom w:type="dxa" w:w="52"/>
               <w:right w:type="dxa" w:w="100"/>
             </w:tcMar>
             <w:vAlign w:val="center"/>
@@ -1809,9 +1809,9 @@
           <w:tcPr>
             <w:tcW w:type="dxa" w:w="1800"/>
             <w:tcMar>
-              <w:top w:type="dxa" w:w="70"/>
-              <w:left w:type="dxa" w:w="100"/>
-              <w:bottom w:type="dxa" w:w="70"/>
+              <w:top w:type="dxa" w:w="52"/>
+              <w:left w:type="dxa" w:w="100"/>
+              <w:bottom w:type="dxa" w:w="52"/>
               <w:right w:type="dxa" w:w="100"/>
             </w:tcMar>
             <w:vAlign w:val="center"/>
@@ -1835,9 +1835,9 @@
           <w:tcPr>
             <w:tcW w:type="dxa" w:w="1774"/>
             <w:tcMar>
-              <w:top w:type="dxa" w:w="70"/>
-              <w:left w:type="dxa" w:w="100"/>
-              <w:bottom w:type="dxa" w:w="70"/>
+              <w:top w:type="dxa" w:w="52"/>
+              <w:left w:type="dxa" w:w="100"/>
+              <w:bottom w:type="dxa" w:w="52"/>
               <w:right w:type="dxa" w:w="100"/>
             </w:tcMar>
             <w:vAlign w:val="center"/>
@@ -1863,9 +1863,9 @@
           <w:tcPr>
             <w:tcW w:type="dxa" w:w="600"/>
             <w:tcMar>
-              <w:top w:type="dxa" w:w="70"/>
-              <w:left w:type="dxa" w:w="100"/>
-              <w:bottom w:type="dxa" w:w="70"/>
+              <w:top w:type="dxa" w:w="52"/>
+              <w:left w:type="dxa" w:w="100"/>
+              <w:bottom w:type="dxa" w:w="52"/>
               <w:right w:type="dxa" w:w="100"/>
             </w:tcMar>
             <w:vAlign w:val="center"/>
@@ -1889,9 +1889,9 @@
           <w:tcPr>
             <w:tcW w:type="dxa" w:w="3300"/>
             <w:tcMar>
-              <w:top w:type="dxa" w:w="70"/>
-              <w:left w:type="dxa" w:w="100"/>
-              <w:bottom w:type="dxa" w:w="70"/>
+              <w:top w:type="dxa" w:w="52"/>
+              <w:left w:type="dxa" w:w="100"/>
+              <w:bottom w:type="dxa" w:w="52"/>
               <w:right w:type="dxa" w:w="100"/>
             </w:tcMar>
             <w:vAlign w:val="center"/>
@@ -1915,9 +1915,9 @@
           <w:tcPr>
             <w:tcW w:type="dxa" w:w="1000"/>
             <w:tcMar>
-              <w:top w:type="dxa" w:w="70"/>
-              <w:left w:type="dxa" w:w="100"/>
-              <w:bottom w:type="dxa" w:w="70"/>
+              <w:top w:type="dxa" w:w="52"/>
+              <w:left w:type="dxa" w:w="100"/>
+              <w:bottom w:type="dxa" w:w="52"/>
               <w:right w:type="dxa" w:w="100"/>
             </w:tcMar>
             <w:vAlign w:val="center"/>
@@ -1941,9 +1941,9 @@
           <w:tcPr>
             <w:tcW w:type="dxa" w:w="700"/>
             <w:tcMar>
-              <w:top w:type="dxa" w:w="70"/>
-              <w:left w:type="dxa" w:w="100"/>
-              <w:bottom w:type="dxa" w:w="70"/>
+              <w:top w:type="dxa" w:w="52"/>
+              <w:left w:type="dxa" w:w="100"/>
+              <w:bottom w:type="dxa" w:w="52"/>
               <w:right w:type="dxa" w:w="100"/>
             </w:tcMar>
             <w:vAlign w:val="center"/>
@@ -1967,9 +1967,9 @@
           <w:tcPr>
             <w:tcW w:type="dxa" w:w="1800"/>
             <w:tcMar>
-              <w:top w:type="dxa" w:w="70"/>
-              <w:left w:type="dxa" w:w="100"/>
-              <w:bottom w:type="dxa" w:w="70"/>
+              <w:top w:type="dxa" w:w="52"/>
+              <w:left w:type="dxa" w:w="100"/>
+              <w:bottom w:type="dxa" w:w="52"/>
               <w:right w:type="dxa" w:w="100"/>
             </w:tcMar>
             <w:vAlign w:val="center"/>
@@ -1993,9 +1993,9 @@
           <w:tcPr>
             <w:tcW w:type="dxa" w:w="1774"/>
             <w:tcMar>
-              <w:top w:type="dxa" w:w="70"/>
-              <w:left w:type="dxa" w:w="100"/>
-              <w:bottom w:type="dxa" w:w="70"/>
+              <w:top w:type="dxa" w:w="52"/>
+              <w:left w:type="dxa" w:w="100"/>
+              <w:bottom w:type="dxa" w:w="52"/>
               <w:right w:type="dxa" w:w="100"/>
             </w:tcMar>
             <w:vAlign w:val="center"/>
@@ -2021,9 +2021,9 @@
           <w:tcPr>
             <w:tcW w:type="dxa" w:w="600"/>
             <w:tcMar>
-              <w:top w:type="dxa" w:w="70"/>
-              <w:left w:type="dxa" w:w="100"/>
-              <w:bottom w:type="dxa" w:w="70"/>
+              <w:top w:type="dxa" w:w="52"/>
+              <w:left w:type="dxa" w:w="100"/>
+              <w:bottom w:type="dxa" w:w="52"/>
               <w:right w:type="dxa" w:w="100"/>
             </w:tcMar>
             <w:vAlign w:val="center"/>
@@ -2047,9 +2047,9 @@
           <w:tcPr>
             <w:tcW w:type="dxa" w:w="3300"/>
             <w:tcMar>
-              <w:top w:type="dxa" w:w="70"/>
-              <w:left w:type="dxa" w:w="100"/>
-              <w:bottom w:type="dxa" w:w="70"/>
+              <w:top w:type="dxa" w:w="52"/>
+              <w:left w:type="dxa" w:w="100"/>
+              <w:bottom w:type="dxa" w:w="52"/>
               <w:right w:type="dxa" w:w="100"/>
             </w:tcMar>
             <w:vAlign w:val="center"/>
@@ -2073,9 +2073,9 @@
           <w:tcPr>
             <w:tcW w:type="dxa" w:w="1000"/>
             <w:tcMar>
-              <w:top w:type="dxa" w:w="70"/>
-              <w:left w:type="dxa" w:w="100"/>
-              <w:bottom w:type="dxa" w:w="70"/>
+              <w:top w:type="dxa" w:w="52"/>
+              <w:left w:type="dxa" w:w="100"/>
+              <w:bottom w:type="dxa" w:w="52"/>
               <w:right w:type="dxa" w:w="100"/>
             </w:tcMar>
             <w:vAlign w:val="center"/>
@@ -2099,9 +2099,9 @@
           <w:tcPr>
             <w:tcW w:type="dxa" w:w="700"/>
             <w:tcMar>
-              <w:top w:type="dxa" w:w="70"/>
-              <w:left w:type="dxa" w:w="100"/>
-              <w:bottom w:type="dxa" w:w="70"/>
+              <w:top w:type="dxa" w:w="52"/>
+              <w:left w:type="dxa" w:w="100"/>
+              <w:bottom w:type="dxa" w:w="52"/>
               <w:right w:type="dxa" w:w="100"/>
             </w:tcMar>
             <w:vAlign w:val="center"/>
@@ -2125,9 +2125,9 @@
           <w:tcPr>
             <w:tcW w:type="dxa" w:w="1800"/>
             <w:tcMar>
-              <w:top w:type="dxa" w:w="70"/>
-              <w:left w:type="dxa" w:w="100"/>
-              <w:bottom w:type="dxa" w:w="70"/>
+              <w:top w:type="dxa" w:w="52"/>
+              <w:left w:type="dxa" w:w="100"/>
+              <w:bottom w:type="dxa" w:w="52"/>
               <w:right w:type="dxa" w:w="100"/>
             </w:tcMar>
             <w:vAlign w:val="center"/>
@@ -2151,9 +2151,9 @@
           <w:tcPr>
             <w:tcW w:type="dxa" w:w="1774"/>
             <w:tcMar>
-              <w:top w:type="dxa" w:w="70"/>
-              <w:left w:type="dxa" w:w="100"/>
-              <w:bottom w:type="dxa" w:w="70"/>
+              <w:top w:type="dxa" w:w="52"/>
+              <w:left w:type="dxa" w:w="100"/>
+              <w:bottom w:type="dxa" w:w="52"/>
               <w:right w:type="dxa" w:w="100"/>
             </w:tcMar>
             <w:vAlign w:val="center"/>
@@ -2179,9 +2179,9 @@
           <w:tcPr>
             <w:tcW w:type="dxa" w:w="600"/>
             <w:tcMar>
-              <w:top w:type="dxa" w:w="70"/>
-              <w:left w:type="dxa" w:w="100"/>
-              <w:bottom w:type="dxa" w:w="70"/>
+              <w:top w:type="dxa" w:w="52"/>
+              <w:left w:type="dxa" w:w="100"/>
+              <w:bottom w:type="dxa" w:w="52"/>
               <w:right w:type="dxa" w:w="100"/>
             </w:tcMar>
             <w:vAlign w:val="center"/>
@@ -2205,9 +2205,9 @@
           <w:tcPr>
             <w:tcW w:type="dxa" w:w="3300"/>
             <w:tcMar>
-              <w:top w:type="dxa" w:w="70"/>
-              <w:left w:type="dxa" w:w="100"/>
-              <w:bottom w:type="dxa" w:w="70"/>
+              <w:top w:type="dxa" w:w="52"/>
+              <w:left w:type="dxa" w:w="100"/>
+              <w:bottom w:type="dxa" w:w="52"/>
               <w:right w:type="dxa" w:w="100"/>
             </w:tcMar>
             <w:vAlign w:val="center"/>
@@ -2231,9 +2231,9 @@
           <w:tcPr>
             <w:tcW w:type="dxa" w:w="1000"/>
             <w:tcMar>
-              <w:top w:type="dxa" w:w="70"/>
-              <w:left w:type="dxa" w:w="100"/>
-              <w:bottom w:type="dxa" w:w="70"/>
+              <w:top w:type="dxa" w:w="52"/>
+              <w:left w:type="dxa" w:w="100"/>
+              <w:bottom w:type="dxa" w:w="52"/>
               <w:right w:type="dxa" w:w="100"/>
             </w:tcMar>
             <w:vAlign w:val="center"/>
@@ -2257,9 +2257,9 @@
           <w:tcPr>
             <w:tcW w:type="dxa" w:w="700"/>
             <w:tcMar>
-              <w:top w:type="dxa" w:w="70"/>
-              <w:left w:type="dxa" w:w="100"/>
-              <w:bottom w:type="dxa" w:w="70"/>
+              <w:top w:type="dxa" w:w="52"/>
+              <w:left w:type="dxa" w:w="100"/>
+              <w:bottom w:type="dxa" w:w="52"/>
               <w:right w:type="dxa" w:w="100"/>
             </w:tcMar>
             <w:vAlign w:val="center"/>
@@ -2283,9 +2283,9 @@
           <w:tcPr>
             <w:tcW w:type="dxa" w:w="1800"/>
             <w:tcMar>
-              <w:top w:type="dxa" w:w="70"/>
-              <w:left w:type="dxa" w:w="100"/>
-              <w:bottom w:type="dxa" w:w="70"/>
+              <w:top w:type="dxa" w:w="52"/>
+              <w:left w:type="dxa" w:w="100"/>
+              <w:bottom w:type="dxa" w:w="52"/>
               <w:right w:type="dxa" w:w="100"/>
             </w:tcMar>
             <w:vAlign w:val="center"/>
@@ -2309,9 +2309,9 @@
           <w:tcPr>
             <w:tcW w:type="dxa" w:w="1774"/>
             <w:tcMar>
-              <w:top w:type="dxa" w:w="70"/>
-              <w:left w:type="dxa" w:w="100"/>
-              <w:bottom w:type="dxa" w:w="70"/>
+              <w:top w:type="dxa" w:w="52"/>
+              <w:left w:type="dxa" w:w="100"/>
+              <w:bottom w:type="dxa" w:w="52"/>
               <w:right w:type="dxa" w:w="100"/>
             </w:tcMar>
             <w:vAlign w:val="center"/>
@@ -2337,9 +2337,9 @@
           <w:tcPr>
             <w:tcW w:type="dxa" w:w="600"/>
             <w:tcMar>
-              <w:top w:type="dxa" w:w="70"/>
-              <w:left w:type="dxa" w:w="100"/>
-              <w:bottom w:type="dxa" w:w="70"/>
+              <w:top w:type="dxa" w:w="52"/>
+              <w:left w:type="dxa" w:w="100"/>
+              <w:bottom w:type="dxa" w:w="52"/>
               <w:right w:type="dxa" w:w="100"/>
             </w:tcMar>
             <w:vAlign w:val="center"/>
@@ -2363,9 +2363,9 @@
           <w:tcPr>
             <w:tcW w:type="dxa" w:w="3300"/>
             <w:tcMar>
-              <w:top w:type="dxa" w:w="70"/>
-              <w:left w:type="dxa" w:w="100"/>
-              <w:bottom w:type="dxa" w:w="70"/>
+              <w:top w:type="dxa" w:w="52"/>
+              <w:left w:type="dxa" w:w="100"/>
+              <w:bottom w:type="dxa" w:w="52"/>
               <w:right w:type="dxa" w:w="100"/>
             </w:tcMar>
             <w:vAlign w:val="center"/>
@@ -2389,25 +2389,25 @@
           <w:tcPr>
             <w:tcW w:type="dxa" w:w="1000"/>
             <w:tcMar>
-              <w:top w:type="dxa" w:w="70"/>
-              <w:left w:type="dxa" w:w="100"/>
-              <w:bottom w:type="dxa" w:w="70"/>
-              <w:right w:type="dxa" w:w="100"/>
-            </w:tcMar>
-            <w:vAlign w:val="center"/>
-          </w:tcPr>
-          <w:p>
-            <w:pPr>
-              <w:spacing w:after="0" w:line="280"/>
-              <w:jc w:val="center"/>
-            </w:pPr>
-            <w:r>
-              <w:rPr>
-                <w:rFonts w:ascii="맑은 고딕" w:cs="맑은 고딕" w:eastAsia="맑은 고딕" w:hAnsi="맑은 고딕" w:hint="eastAsia"/>
-                <w:sz w:val="18"/>
-                <w:szCs w:val="18"/>
-              </w:rPr>
-              <w:t xml:space="preserve">2.0%</w:t>
+              <w:top w:type="dxa" w:w="52"/>
+              <w:left w:type="dxa" w:w="100"/>
+              <w:bottom w:type="dxa" w:w="52"/>
+              <w:right w:type="dxa" w:w="100"/>
+            </w:tcMar>
+            <w:vAlign w:val="center"/>
+          </w:tcPr>
+          <w:p>
+            <w:pPr>
+              <w:spacing w:after="0" w:line="280"/>
+              <w:jc w:val="center"/>
+            </w:pPr>
+            <w:r>
+              <w:rPr>
+                <w:rFonts w:ascii="맑은 고딕" w:cs="맑은 고딕" w:eastAsia="맑은 고딕" w:hAnsi="맑은 고딕" w:hint="eastAsia"/>
+                <w:sz w:val="18"/>
+                <w:szCs w:val="18"/>
+              </w:rPr>
+              <w:t xml:space="preserve">3.0%</w:t>
             </w:r>
           </w:p>
         </w:tc>
@@ -2415,9 +2415,9 @@
           <w:tcPr>
             <w:tcW w:type="dxa" w:w="700"/>
             <w:tcMar>
-              <w:top w:type="dxa" w:w="70"/>
-              <w:left w:type="dxa" w:w="100"/>
-              <w:bottom w:type="dxa" w:w="70"/>
+              <w:top w:type="dxa" w:w="52"/>
+              <w:left w:type="dxa" w:w="100"/>
+              <w:bottom w:type="dxa" w:w="52"/>
               <w:right w:type="dxa" w:w="100"/>
             </w:tcMar>
             <w:vAlign w:val="center"/>
@@ -2441,9 +2441,9 @@
           <w:tcPr>
             <w:tcW w:type="dxa" w:w="1800"/>
             <w:tcMar>
-              <w:top w:type="dxa" w:w="70"/>
-              <w:left w:type="dxa" w:w="100"/>
-              <w:bottom w:type="dxa" w:w="70"/>
+              <w:top w:type="dxa" w:w="52"/>
+              <w:left w:type="dxa" w:w="100"/>
+              <w:bottom w:type="dxa" w:w="52"/>
               <w:right w:type="dxa" w:w="100"/>
             </w:tcMar>
             <w:vAlign w:val="center"/>
@@ -2459,7 +2459,7 @@
                 <w:sz w:val="18"/>
                 <w:szCs w:val="18"/>
               </w:rPr>
-              <w:t xml:space="preserve">176,000</w:t>
+              <w:t xml:space="preserve">256,500</w:t>
             </w:r>
           </w:p>
         </w:tc>
@@ -2467,9 +2467,9 @@
           <w:tcPr>
             <w:tcW w:type="dxa" w:w="1774"/>
             <w:tcMar>
-              <w:top w:type="dxa" w:w="70"/>
-              <w:left w:type="dxa" w:w="100"/>
-              <w:bottom w:type="dxa" w:w="70"/>
+              <w:top w:type="dxa" w:w="52"/>
+              <w:left w:type="dxa" w:w="100"/>
+              <w:bottom w:type="dxa" w:w="52"/>
               <w:right w:type="dxa" w:w="100"/>
             </w:tcMar>
             <w:vAlign w:val="center"/>
@@ -2495,9 +2495,9 @@
           <w:tcPr>
             <w:tcW w:type="dxa" w:w="600"/>
             <w:tcMar>
-              <w:top w:type="dxa" w:w="70"/>
-              <w:left w:type="dxa" w:w="100"/>
-              <w:bottom w:type="dxa" w:w="70"/>
+              <w:top w:type="dxa" w:w="52"/>
+              <w:left w:type="dxa" w:w="100"/>
+              <w:bottom w:type="dxa" w:w="52"/>
               <w:right w:type="dxa" w:w="100"/>
             </w:tcMar>
             <w:vAlign w:val="center"/>
@@ -2521,9 +2521,9 @@
           <w:tcPr>
             <w:tcW w:type="dxa" w:w="3300"/>
             <w:tcMar>
-              <w:top w:type="dxa" w:w="70"/>
-              <w:left w:type="dxa" w:w="100"/>
-              <w:bottom w:type="dxa" w:w="70"/>
+              <w:top w:type="dxa" w:w="52"/>
+              <w:left w:type="dxa" w:w="100"/>
+              <w:bottom w:type="dxa" w:w="52"/>
               <w:right w:type="dxa" w:w="100"/>
             </w:tcMar>
             <w:vAlign w:val="center"/>
@@ -2547,25 +2547,25 @@
           <w:tcPr>
             <w:tcW w:type="dxa" w:w="1000"/>
             <w:tcMar>
-              <w:top w:type="dxa" w:w="70"/>
-              <w:left w:type="dxa" w:w="100"/>
-              <w:bottom w:type="dxa" w:w="70"/>
-              <w:right w:type="dxa" w:w="100"/>
-            </w:tcMar>
-            <w:vAlign w:val="center"/>
-          </w:tcPr>
-          <w:p>
-            <w:pPr>
-              <w:spacing w:after="0" w:line="280"/>
-              <w:jc w:val="center"/>
-            </w:pPr>
-            <w:r>
-              <w:rPr>
-                <w:rFonts w:ascii="맑은 고딕" w:cs="맑은 고딕" w:eastAsia="맑은 고딕" w:hAnsi="맑은 고딕" w:hint="eastAsia"/>
-                <w:sz w:val="18"/>
-                <w:szCs w:val="18"/>
-              </w:rPr>
-              <w:t xml:space="preserve">1.28%</w:t>
+              <w:top w:type="dxa" w:w="52"/>
+              <w:left w:type="dxa" w:w="100"/>
+              <w:bottom w:type="dxa" w:w="52"/>
+              <w:right w:type="dxa" w:w="100"/>
+            </w:tcMar>
+            <w:vAlign w:val="center"/>
+          </w:tcPr>
+          <w:p>
+            <w:pPr>
+              <w:spacing w:after="0" w:line="280"/>
+              <w:jc w:val="center"/>
+            </w:pPr>
+            <w:r>
+              <w:rPr>
+                <w:rFonts w:ascii="맑은 고딕" w:cs="맑은 고딕" w:eastAsia="맑은 고딕" w:hAnsi="맑은 고딕" w:hint="eastAsia"/>
+                <w:sz w:val="18"/>
+                <w:szCs w:val="18"/>
+              </w:rPr>
+              <w:t xml:space="preserve">3.23%</w:t>
             </w:r>
           </w:p>
         </w:tc>
@@ -2573,9 +2573,9 @@
           <w:tcPr>
             <w:tcW w:type="dxa" w:w="700"/>
             <w:tcMar>
-              <w:top w:type="dxa" w:w="70"/>
-              <w:left w:type="dxa" w:w="100"/>
-              <w:bottom w:type="dxa" w:w="70"/>
+              <w:top w:type="dxa" w:w="52"/>
+              <w:left w:type="dxa" w:w="100"/>
+              <w:bottom w:type="dxa" w:w="52"/>
               <w:right w:type="dxa" w:w="100"/>
             </w:tcMar>
             <w:vAlign w:val="center"/>
@@ -2599,9 +2599,9 @@
           <w:tcPr>
             <w:tcW w:type="dxa" w:w="1800"/>
             <w:tcMar>
-              <w:top w:type="dxa" w:w="70"/>
-              <w:left w:type="dxa" w:w="100"/>
-              <w:bottom w:type="dxa" w:w="70"/>
+              <w:top w:type="dxa" w:w="52"/>
+              <w:left w:type="dxa" w:w="100"/>
+              <w:bottom w:type="dxa" w:w="52"/>
               <w:right w:type="dxa" w:w="100"/>
             </w:tcMar>
             <w:vAlign w:val="center"/>
@@ -2617,7 +2617,7 @@
                 <w:sz w:val="18"/>
                 <w:szCs w:val="18"/>
               </w:rPr>
-              <w:t xml:space="preserve">114,909</w:t>
+              <w:t xml:space="preserve">284,409</w:t>
             </w:r>
           </w:p>
         </w:tc>
@@ -2625,9 +2625,9 @@
           <w:tcPr>
             <w:tcW w:type="dxa" w:w="1774"/>
             <w:tcMar>
-              <w:top w:type="dxa" w:w="70"/>
-              <w:left w:type="dxa" w:w="100"/>
-              <w:bottom w:type="dxa" w:w="70"/>
+              <w:top w:type="dxa" w:w="52"/>
+              <w:left w:type="dxa" w:w="100"/>
+              <w:bottom w:type="dxa" w:w="52"/>
               <w:right w:type="dxa" w:w="100"/>
             </w:tcMar>
             <w:vAlign w:val="center"/>
@@ -2655,9 +2655,9 @@
             <w:gridSpan w:val="4"/>
             <w:shd w:fill="F2F2F2" w:color="auto" w:val="clear"/>
             <w:tcMar>
-              <w:top w:type="dxa" w:w="70"/>
-              <w:left w:type="dxa" w:w="100"/>
-              <w:bottom w:type="dxa" w:w="70"/>
+              <w:top w:type="dxa" w:w="52"/>
+              <w:left w:type="dxa" w:w="100"/>
+              <w:bottom w:type="dxa" w:w="52"/>
               <w:right w:type="dxa" w:w="100"/>
             </w:tcMar>
             <w:vAlign w:val="center"/>
@@ -2684,9 +2684,9 @@
             <w:tcW w:type="dxa" w:w="3300"/>
             <w:shd w:fill="F2F2F2" w:color="auto" w:val="clear"/>
             <w:tcMar>
-              <w:top w:type="dxa" w:w="70"/>
-              <w:left w:type="dxa" w:w="100"/>
-              <w:bottom w:type="dxa" w:w="70"/>
+              <w:top w:type="dxa" w:w="52"/>
+              <w:left w:type="dxa" w:w="100"/>
+              <w:bottom w:type="dxa" w:w="52"/>
               <w:right w:type="dxa" w:w="100"/>
             </w:tcMar>
             <w:vAlign w:val="center"/>
@@ -2713,9 +2713,9 @@
             <w:tcW w:type="dxa" w:w="1000"/>
             <w:shd w:fill="F2F2F2" w:color="auto" w:val="clear"/>
             <w:tcMar>
-              <w:top w:type="dxa" w:w="70"/>
-              <w:left w:type="dxa" w:w="100"/>
-              <w:bottom w:type="dxa" w:w="70"/>
+              <w:top w:type="dxa" w:w="52"/>
+              <w:left w:type="dxa" w:w="100"/>
+              <w:bottom w:type="dxa" w:w="52"/>
               <w:right w:type="dxa" w:w="100"/>
             </w:tcMar>
             <w:vAlign w:val="center"/>
@@ -2743,9 +2743,9 @@
             <w:gridSpan w:val="4"/>
             <w:shd w:fill="F2F2F2" w:color="auto" w:val="clear"/>
             <w:tcMar>
-              <w:top w:type="dxa" w:w="70"/>
-              <w:left w:type="dxa" w:w="100"/>
-              <w:bottom w:type="dxa" w:w="70"/>
+              <w:top w:type="dxa" w:w="52"/>
+              <w:left w:type="dxa" w:w="100"/>
+              <w:bottom w:type="dxa" w:w="52"/>
               <w:right w:type="dxa" w:w="100"/>
             </w:tcMar>
             <w:vAlign w:val="center"/>
@@ -2772,9 +2772,9 @@
             <w:tcW w:type="dxa" w:w="3300"/>
             <w:shd w:fill="F2F2F2" w:color="auto" w:val="clear"/>
             <w:tcMar>
-              <w:top w:type="dxa" w:w="70"/>
-              <w:left w:type="dxa" w:w="100"/>
-              <w:bottom w:type="dxa" w:w="70"/>
+              <w:top w:type="dxa" w:w="52"/>
+              <w:left w:type="dxa" w:w="100"/>
+              <w:bottom w:type="dxa" w:w="52"/>
               <w:right w:type="dxa" w:w="100"/>
             </w:tcMar>
             <w:vAlign w:val="center"/>
@@ -2801,9 +2801,9 @@
             <w:tcW w:type="dxa" w:w="1000"/>
             <w:shd w:fill="F2F2F2" w:color="auto" w:val="clear"/>
             <w:tcMar>
-              <w:top w:type="dxa" w:w="70"/>
-              <w:left w:type="dxa" w:w="100"/>
-              <w:bottom w:type="dxa" w:w="70"/>
+              <w:top w:type="dxa" w:w="52"/>
+              <w:left w:type="dxa" w:w="100"/>
+              <w:bottom w:type="dxa" w:w="52"/>
               <w:right w:type="dxa" w:w="100"/>
             </w:tcMar>
             <w:vAlign w:val="center"/>
@@ -2831,9 +2831,9 @@
             <w:gridSpan w:val="4"/>
             <w:shd w:fill="17365D" w:color="auto" w:val="clear"/>
             <w:tcMar>
-              <w:top w:type="dxa" w:w="70"/>
-              <w:left w:type="dxa" w:w="100"/>
-              <w:bottom w:type="dxa" w:w="70"/>
+              <w:top w:type="dxa" w:w="52"/>
+              <w:left w:type="dxa" w:w="100"/>
+              <w:bottom w:type="dxa" w:w="52"/>
               <w:right w:type="dxa" w:w="100"/>
             </w:tcMar>
             <w:vAlign w:val="center"/>
@@ -2861,9 +2861,9 @@
             <w:tcW w:type="dxa" w:w="3300"/>
             <w:shd w:fill="17365D" w:color="auto" w:val="clear"/>
             <w:tcMar>
-              <w:top w:type="dxa" w:w="70"/>
-              <w:left w:type="dxa" w:w="100"/>
-              <w:bottom w:type="dxa" w:w="70"/>
+              <w:top w:type="dxa" w:w="52"/>
+              <w:left w:type="dxa" w:w="100"/>
+              <w:bottom w:type="dxa" w:w="52"/>
               <w:right w:type="dxa" w:w="100"/>
             </w:tcMar>
             <w:vAlign w:val="center"/>
@@ -2891,9 +2891,9 @@
             <w:tcW w:type="dxa" w:w="1000"/>
             <w:shd w:fill="17365D" w:color="auto" w:val="clear"/>
             <w:tcMar>
-              <w:top w:type="dxa" w:w="70"/>
-              <w:left w:type="dxa" w:w="100"/>
-              <w:bottom w:type="dxa" w:w="70"/>
+              <w:top w:type="dxa" w:w="52"/>
+              <w:left w:type="dxa" w:w="100"/>
+              <w:bottom w:type="dxa" w:w="52"/>
               <w:right w:type="dxa" w:w="100"/>
             </w:tcMar>
             <w:vAlign w:val="center"/>
@@ -2917,7 +2917,7 @@
     </w:tbl>
     <w:p>
       <w:pPr>
-        <w:spacing w:after="60" w:before="200" w:line="300"/>
+        <w:spacing w:after="40" w:before="140" w:line="300"/>
       </w:pPr>
       <w:r>
         <w:rPr>
@@ -2926,12 +2926,12 @@
           <w:sz w:val="17"/>
           <w:szCs w:val="17"/>
         </w:rPr>
-        <w:t xml:space="preserve">※ 산출 근거는 별첨 「원가계산서」(총괄표·인건비·일반경비)를 따른다.</w:t>
+        <w:t xml:space="preserve">※ 산출 근거는 별첨 「원가계산서」(총괄표·인건비·일반경비·강사수당 지급기준)를 따른다.</w:t>
       </w:r>
     </w:p>
     <w:p>
       <w:pPr>
-        <w:spacing w:after="60" w:before="0" w:line="300"/>
+        <w:spacing w:after="40" w:before="0" w:line="300"/>
       </w:pPr>
       <w:r>
         <w:rPr>
@@ -2940,12 +2940,26 @@
           <w:sz w:val="17"/>
           <w:szCs w:val="17"/>
         </w:rPr>
-        <w:t xml:space="preserve">※ 시상금(2,500,000원)과 AI 코딩 도구 이용료(1,500,000원) 등 실비성 지출의 비중이 커, 일반관리비(2.0%)와 이윤(1.28%)은 지방계약법 시행규칙상 한도(각 8%, 10%)를 밑도는 수준으로 계상하였다.</w:t>
+        <w:t xml:space="preserve">※ 창업 특강 강사료는 발주처 「강사수당 지급기준」 나급(최초 1시간 170,000원 + 초과 매시간 80,000원, 2시간 250,000원)을 적용하였다.</w:t>
       </w:r>
     </w:p>
     <w:p>
       <w:pPr>
-        <w:spacing w:after="240" w:before="0" w:line="300"/>
+        <w:spacing w:after="40" w:before="0" w:line="300"/>
+      </w:pPr>
+      <w:r>
+        <w:rPr>
+          <w:rFonts w:ascii="맑은 고딕" w:cs="맑은 고딕" w:eastAsia="맑은 고딕" w:hAnsi="맑은 고딕" w:hint="eastAsia"/>
+          <w:color w:val="767676"/>
+          <w:sz w:val="17"/>
+          <w:szCs w:val="17"/>
+        </w:rPr>
+        <w:t xml:space="preserve">※ 시상금(2,500,000원)과 AI 코딩 도구 이용료(1,500,000원) 등 실비성 지출의 비중이 커, 일반관리비(3.0%)와 이윤(3.23%)은 지방계약법 시행규칙상 한도(각 8%, 10%)를 밑도는 수준으로 계상하였다.</w:t>
+      </w:r>
+    </w:p>
+    <w:p>
+      <w:pPr>
+        <w:spacing w:after="150" w:before="0" w:line="300"/>
       </w:pPr>
       <w:r>
         <w:rPr>
@@ -2959,7 +2973,7 @@
     </w:p>
     <w:p>
       <w:pPr>
-        <w:spacing w:after="150" w:before="0" w:line="300"/>
+        <w:spacing w:after="110" w:before="0" w:line="300"/>
         <w:jc w:val="center"/>
       </w:pPr>
       <w:r>
@@ -2990,7 +3004,7 @@
     </w:p>
     <w:sectPr>
       <w:pgSz w:w="11906" w:h="16838" w:orient="portrait"/>
-      <w:pgMar w:top="1133" w:right="1020" w:bottom="907" w:left="1020" w:header="708" w:footer="708" w:gutter="0"/>
+      <w:pgMar w:top="850" w:right="1020" w:bottom="680" w:left="1020" w:header="708" w:footer="708" w:gutter="0"/>
       <w:pgNumType/>
       <w:docGrid w:linePitch="360"/>
     </w:sectPr>

--- a/docs/2026-계획안-견적서/2026_바이브코딩_특강및경진대회_견적서.docx
+++ b/docs/2026-계획안-견적서/2026_바이브코딩_특강및경진대회_견적서.docx
@@ -3000,6 +3000,1447 @@
           <w:szCs w:val="24"/>
         </w:rPr>
         <w:t xml:space="preserve">(주) 리 본 마 켓      대표이사   최 은 성    (인)</w:t>
+      </w:r>
+    </w:p>
+    <w:p>
+      <w:r>
+        <w:br w:type="page"/>
+      </w:r>
+    </w:p>
+    <w:p>
+      <w:pPr>
+        <w:spacing w:after="100" w:before="0" w:line="300"/>
+        <w:jc w:val="center"/>
+      </w:pPr>
+      <w:r>
+        <w:rPr>
+          <w:rFonts w:ascii="맑은 고딕" w:cs="맑은 고딕" w:eastAsia="맑은 고딕" w:hAnsi="맑은 고딕" w:hint="eastAsia"/>
+          <w:b/>
+          <w:bCs/>
+          <w:color w:val="17365D"/>
+          <w:spacing w:val="60"/>
+          <w:sz w:val="32"/>
+          <w:szCs w:val="32"/>
+        </w:rPr>
+        <w:t xml:space="preserve">[ 별지 ]  강사수당 지급기준</w:t>
+      </w:r>
+    </w:p>
+    <w:p>
+      <w:pPr>
+        <w:pBdr>
+          <w:bottom w:val="single" w:color="17365D" w:sz="12" w:space="0"/>
+        </w:pBdr>
+        <w:spacing w:after="200"/>
+      </w:pPr>
+    </w:p>
+    <w:p>
+      <w:pPr>
+        <w:spacing w:after="160" w:before="0" w:line="300"/>
+      </w:pPr>
+      <w:r>
+        <w:rPr>
+          <w:rFonts w:ascii="맑은 고딕" w:cs="맑은 고딕" w:eastAsia="맑은 고딕" w:hAnsi="맑은 고딕" w:hint="eastAsia"/>
+          <w:sz w:val="19"/>
+          <w:szCs w:val="19"/>
+        </w:rPr>
+        <w:t xml:space="preserve">발주처 「3. 강사수당 지급기준 — 가. 일반강의 강사수당」</w:t>
+      </w:r>
+    </w:p>
+    <w:tbl>
+      <w:tblPr>
+        <w:tblW w:type="dxa" w:w="9874"/>
+        <w:tblBorders>
+          <w:top w:val="single" w:color="17365D" w:sz="12"/>
+          <w:left w:val="single" w:color="BFC9D4" w:sz="4"/>
+          <w:bottom w:val="single" w:color="17365D" w:sz="12"/>
+          <w:right w:val="single" w:color="BFC9D4" w:sz="4"/>
+          <w:insideH w:val="single" w:color="BFC9D4" w:sz="4"/>
+          <w:insideV w:val="single" w:color="BFC9D4" w:sz="4"/>
+        </w:tblBorders>
+      </w:tblPr>
+      <w:tblGrid>
+        <w:gridCol w:w="900"/>
+        <w:gridCol w:w="3600"/>
+        <w:gridCol w:w="2400"/>
+        <w:gridCol w:w="1000"/>
+        <w:gridCol w:w="1000"/>
+        <w:gridCol w:w="974"/>
+      </w:tblGrid>
+      <w:tr>
+        <w:tc>
+          <w:tcPr>
+            <w:tcW w:type="dxa" w:w="900"/>
+            <w:shd w:fill="17365D" w:color="auto" w:val="clear"/>
+            <w:tcMar>
+              <w:top w:type="dxa" w:w="52"/>
+              <w:left w:type="dxa" w:w="100"/>
+              <w:bottom w:type="dxa" w:w="52"/>
+              <w:right w:type="dxa" w:w="100"/>
+            </w:tcMar>
+            <w:vAlign w:val="center"/>
+          </w:tcPr>
+          <w:p>
+            <w:pPr>
+              <w:spacing w:after="0" w:line="280"/>
+              <w:jc w:val="center"/>
+            </w:pPr>
+            <w:r>
+              <w:rPr>
+                <w:rFonts w:ascii="맑은 고딕" w:cs="맑은 고딕" w:eastAsia="맑은 고딕" w:hAnsi="맑은 고딕" w:hint="eastAsia"/>
+                <w:b/>
+                <w:bCs/>
+                <w:color w:val="FFFFFF"/>
+                <w:sz w:val="18"/>
+                <w:szCs w:val="18"/>
+              </w:rPr>
+              <w:t xml:space="preserve">등급</w:t>
+            </w:r>
+          </w:p>
+        </w:tc>
+        <w:tc>
+          <w:tcPr>
+            <w:tcW w:type="dxa" w:w="3600"/>
+            <w:shd w:fill="17365D" w:color="auto" w:val="clear"/>
+            <w:tcMar>
+              <w:top w:type="dxa" w:w="52"/>
+              <w:left w:type="dxa" w:w="100"/>
+              <w:bottom w:type="dxa" w:w="52"/>
+              <w:right w:type="dxa" w:w="100"/>
+            </w:tcMar>
+            <w:vAlign w:val="center"/>
+          </w:tcPr>
+          <w:p>
+            <w:pPr>
+              <w:spacing w:after="0" w:line="280"/>
+              <w:jc w:val="center"/>
+            </w:pPr>
+            <w:r>
+              <w:rPr>
+                <w:rFonts w:ascii="맑은 고딕" w:cs="맑은 고딕" w:eastAsia="맑은 고딕" w:hAnsi="맑은 고딕" w:hint="eastAsia"/>
+                <w:b/>
+                <w:bCs/>
+                <w:color w:val="FFFFFF"/>
+                <w:sz w:val="18"/>
+                <w:szCs w:val="18"/>
+              </w:rPr>
+              <w:t xml:space="preserve">적용대상 (일반)</w:t>
+            </w:r>
+          </w:p>
+        </w:tc>
+        <w:tc>
+          <w:tcPr>
+            <w:tcW w:type="dxa" w:w="2400"/>
+            <w:shd w:fill="17365D" w:color="auto" w:val="clear"/>
+            <w:tcMar>
+              <w:top w:type="dxa" w:w="52"/>
+              <w:left w:type="dxa" w:w="100"/>
+              <w:bottom w:type="dxa" w:w="52"/>
+              <w:right w:type="dxa" w:w="100"/>
+            </w:tcMar>
+            <w:vAlign w:val="center"/>
+          </w:tcPr>
+          <w:p>
+            <w:pPr>
+              <w:spacing w:after="0" w:line="280"/>
+              <w:jc w:val="center"/>
+            </w:pPr>
+            <w:r>
+              <w:rPr>
+                <w:rFonts w:ascii="맑은 고딕" w:cs="맑은 고딕" w:eastAsia="맑은 고딕" w:hAnsi="맑은 고딕" w:hint="eastAsia"/>
+                <w:b/>
+                <w:bCs/>
+                <w:color w:val="FFFFFF"/>
+                <w:sz w:val="18"/>
+                <w:szCs w:val="18"/>
+              </w:rPr>
+              <w:t xml:space="preserve">적용대상 (공직자 등)</w:t>
+            </w:r>
+          </w:p>
+        </w:tc>
+        <w:tc>
+          <w:tcPr>
+            <w:tcW w:type="dxa" w:w="1000"/>
+            <w:shd w:fill="17365D" w:color="auto" w:val="clear"/>
+            <w:tcMar>
+              <w:top w:type="dxa" w:w="52"/>
+              <w:left w:type="dxa" w:w="100"/>
+              <w:bottom w:type="dxa" w:w="52"/>
+              <w:right w:type="dxa" w:w="100"/>
+            </w:tcMar>
+            <w:vAlign w:val="center"/>
+          </w:tcPr>
+          <w:p>
+            <w:pPr>
+              <w:spacing w:after="0" w:line="280"/>
+              <w:jc w:val="center"/>
+            </w:pPr>
+            <w:r>
+              <w:rPr>
+                <w:rFonts w:ascii="맑은 고딕" w:cs="맑은 고딕" w:eastAsia="맑은 고딕" w:hAnsi="맑은 고딕" w:hint="eastAsia"/>
+                <w:b/>
+                <w:bCs/>
+                <w:color w:val="FFFFFF"/>
+                <w:sz w:val="18"/>
+                <w:szCs w:val="18"/>
+              </w:rPr>
+              <w:t xml:space="preserve">최초 1시간</w:t>
+            </w:r>
+          </w:p>
+        </w:tc>
+        <w:tc>
+          <w:tcPr>
+            <w:tcW w:type="dxa" w:w="1000"/>
+            <w:shd w:fill="17365D" w:color="auto" w:val="clear"/>
+            <w:tcMar>
+              <w:top w:type="dxa" w:w="52"/>
+              <w:left w:type="dxa" w:w="100"/>
+              <w:bottom w:type="dxa" w:w="52"/>
+              <w:right w:type="dxa" w:w="100"/>
+            </w:tcMar>
+            <w:vAlign w:val="center"/>
+          </w:tcPr>
+          <w:p>
+            <w:pPr>
+              <w:spacing w:after="0" w:line="280"/>
+              <w:jc w:val="center"/>
+            </w:pPr>
+            <w:r>
+              <w:rPr>
+                <w:rFonts w:ascii="맑은 고딕" w:cs="맑은 고딕" w:eastAsia="맑은 고딕" w:hAnsi="맑은 고딕" w:hint="eastAsia"/>
+                <w:b/>
+                <w:bCs/>
+                <w:color w:val="FFFFFF"/>
+                <w:sz w:val="18"/>
+                <w:szCs w:val="18"/>
+              </w:rPr>
+              <w:t xml:space="preserve">초과 매시간</w:t>
+            </w:r>
+          </w:p>
+        </w:tc>
+        <w:tc>
+          <w:tcPr>
+            <w:tcW w:type="dxa" w:w="974"/>
+            <w:shd w:fill="17365D" w:color="auto" w:val="clear"/>
+            <w:tcMar>
+              <w:top w:type="dxa" w:w="52"/>
+              <w:left w:type="dxa" w:w="100"/>
+              <w:bottom w:type="dxa" w:w="52"/>
+              <w:right w:type="dxa" w:w="100"/>
+            </w:tcMar>
+            <w:vAlign w:val="center"/>
+          </w:tcPr>
+          <w:p>
+            <w:pPr>
+              <w:spacing w:after="0" w:line="280"/>
+              <w:jc w:val="center"/>
+            </w:pPr>
+            <w:r>
+              <w:rPr>
+                <w:rFonts w:ascii="맑은 고딕" w:cs="맑은 고딕" w:eastAsia="맑은 고딕" w:hAnsi="맑은 고딕" w:hint="eastAsia"/>
+                <w:b/>
+                <w:bCs/>
+                <w:color w:val="FFFFFF"/>
+                <w:sz w:val="18"/>
+                <w:szCs w:val="18"/>
+              </w:rPr>
+              <w:t xml:space="preserve">2시간</w:t>
+            </w:r>
+          </w:p>
+        </w:tc>
+      </w:tr>
+      <w:tr>
+        <w:tc>
+          <w:tcPr>
+            <w:tcW w:type="dxa" w:w="900"/>
+            <w:tcMar>
+              <w:top w:type="dxa" w:w="52"/>
+              <w:left w:type="dxa" w:w="100"/>
+              <w:bottom w:type="dxa" w:w="52"/>
+              <w:right w:type="dxa" w:w="100"/>
+            </w:tcMar>
+            <w:vAlign w:val="center"/>
+          </w:tcPr>
+          <w:p>
+            <w:pPr>
+              <w:spacing w:after="0" w:line="280"/>
+              <w:jc w:val="center"/>
+            </w:pPr>
+            <w:r>
+              <w:rPr>
+                <w:rFonts w:ascii="맑은 고딕" w:cs="맑은 고딕" w:eastAsia="맑은 고딕" w:hAnsi="맑은 고딕" w:hint="eastAsia"/>
+                <w:sz w:val="18"/>
+                <w:szCs w:val="18"/>
+              </w:rPr>
+              <w:t xml:space="preserve">특1급</w:t>
+            </w:r>
+          </w:p>
+        </w:tc>
+        <w:tc>
+          <w:tcPr>
+            <w:tcW w:type="dxa" w:w="3600"/>
+            <w:tcMar>
+              <w:top w:type="dxa" w:w="52"/>
+              <w:left w:type="dxa" w:w="100"/>
+              <w:bottom w:type="dxa" w:w="52"/>
+              <w:right w:type="dxa" w:w="100"/>
+            </w:tcMar>
+            <w:vAlign w:val="center"/>
+          </w:tcPr>
+          <w:p>
+            <w:pPr>
+              <w:spacing w:after="0" w:line="280"/>
+              <w:jc w:val="left"/>
+            </w:pPr>
+            <w:r>
+              <w:rPr>
+                <w:rFonts w:ascii="맑은 고딕" w:cs="맑은 고딕" w:eastAsia="맑은 고딕" w:hAnsi="맑은 고딕" w:hint="eastAsia"/>
+                <w:sz w:val="18"/>
+                <w:szCs w:val="18"/>
+              </w:rPr>
+              <w:t xml:space="preserve">전직 장관(급) 및 광역자치단체장, 전직 국회의원, 전직 한국은행장, 전직 대학의 총장(이사장), 대기업 총수(부회장 이상)</w:t>
+            </w:r>
+          </w:p>
+        </w:tc>
+        <w:tc>
+          <w:tcPr>
+            <w:tcW w:type="dxa" w:w="2400"/>
+            <w:tcMar>
+              <w:top w:type="dxa" w:w="52"/>
+              <w:left w:type="dxa" w:w="100"/>
+              <w:bottom w:type="dxa" w:w="52"/>
+              <w:right w:type="dxa" w:w="100"/>
+            </w:tcMar>
+            <w:vAlign w:val="center"/>
+          </w:tcPr>
+          <w:p>
+            <w:pPr>
+              <w:spacing w:after="0" w:line="280"/>
+              <w:jc w:val="left"/>
+            </w:pPr>
+            <w:r>
+              <w:rPr>
+                <w:rFonts w:ascii="맑은 고딕" w:cs="맑은 고딕" w:eastAsia="맑은 고딕" w:hAnsi="맑은 고딕" w:hint="eastAsia"/>
+                <w:sz w:val="18"/>
+                <w:szCs w:val="18"/>
+              </w:rPr>
+              <w:t xml:space="preserve">장관(급)*, 광역자치단체장*, 국회의원*, 한국은행장*, 대학의 총장(이사장)</w:t>
+            </w:r>
+          </w:p>
+        </w:tc>
+        <w:tc>
+          <w:tcPr>
+            <w:tcW w:type="dxa" w:w="1000"/>
+            <w:tcMar>
+              <w:top w:type="dxa" w:w="52"/>
+              <w:left w:type="dxa" w:w="100"/>
+              <w:bottom w:type="dxa" w:w="52"/>
+              <w:right w:type="dxa" w:w="100"/>
+            </w:tcMar>
+            <w:vAlign w:val="center"/>
+          </w:tcPr>
+          <w:p>
+            <w:pPr>
+              <w:spacing w:after="0" w:line="280"/>
+              <w:jc w:val="right"/>
+            </w:pPr>
+            <w:r>
+              <w:rPr>
+                <w:rFonts w:ascii="맑은 고딕" w:cs="맑은 고딕" w:eastAsia="맑은 고딕" w:hAnsi="맑은 고딕" w:hint="eastAsia"/>
+                <w:sz w:val="18"/>
+                <w:szCs w:val="18"/>
+              </w:rPr>
+              <w:t xml:space="preserve">400,000</w:t>
+            </w:r>
+          </w:p>
+        </w:tc>
+        <w:tc>
+          <w:tcPr>
+            <w:tcW w:type="dxa" w:w="1000"/>
+            <w:tcMar>
+              <w:top w:type="dxa" w:w="52"/>
+              <w:left w:type="dxa" w:w="100"/>
+              <w:bottom w:type="dxa" w:w="52"/>
+              <w:right w:type="dxa" w:w="100"/>
+            </w:tcMar>
+            <w:vAlign w:val="center"/>
+          </w:tcPr>
+          <w:p>
+            <w:pPr>
+              <w:spacing w:after="0" w:line="280"/>
+              <w:jc w:val="right"/>
+            </w:pPr>
+            <w:r>
+              <w:rPr>
+                <w:rFonts w:ascii="맑은 고딕" w:cs="맑은 고딕" w:eastAsia="맑은 고딕" w:hAnsi="맑은 고딕" w:hint="eastAsia"/>
+                <w:sz w:val="18"/>
+                <w:szCs w:val="18"/>
+              </w:rPr>
+              <w:t xml:space="preserve">300,000</w:t>
+            </w:r>
+          </w:p>
+        </w:tc>
+        <w:tc>
+          <w:tcPr>
+            <w:tcW w:type="dxa" w:w="974"/>
+            <w:tcMar>
+              <w:top w:type="dxa" w:w="52"/>
+              <w:left w:type="dxa" w:w="100"/>
+              <w:bottom w:type="dxa" w:w="52"/>
+              <w:right w:type="dxa" w:w="100"/>
+            </w:tcMar>
+            <w:vAlign w:val="center"/>
+          </w:tcPr>
+          <w:p>
+            <w:pPr>
+              <w:spacing w:after="0" w:line="280"/>
+              <w:jc w:val="right"/>
+            </w:pPr>
+            <w:r>
+              <w:rPr>
+                <w:rFonts w:ascii="맑은 고딕" w:cs="맑은 고딕" w:eastAsia="맑은 고딕" w:hAnsi="맑은 고딕" w:hint="eastAsia"/>
+                <w:sz w:val="18"/>
+                <w:szCs w:val="18"/>
+              </w:rPr>
+              <w:t xml:space="preserve">700,000</w:t>
+            </w:r>
+          </w:p>
+        </w:tc>
+      </w:tr>
+      <w:tr>
+        <w:tc>
+          <w:tcPr>
+            <w:tcW w:type="dxa" w:w="900"/>
+            <w:tcMar>
+              <w:top w:type="dxa" w:w="52"/>
+              <w:left w:type="dxa" w:w="100"/>
+              <w:bottom w:type="dxa" w:w="52"/>
+              <w:right w:type="dxa" w:w="100"/>
+            </w:tcMar>
+            <w:vAlign w:val="center"/>
+          </w:tcPr>
+          <w:p>
+            <w:pPr>
+              <w:spacing w:after="0" w:line="280"/>
+              <w:jc w:val="center"/>
+            </w:pPr>
+            <w:r>
+              <w:rPr>
+                <w:rFonts w:ascii="맑은 고딕" w:cs="맑은 고딕" w:eastAsia="맑은 고딕" w:hAnsi="맑은 고딕" w:hint="eastAsia"/>
+                <w:sz w:val="18"/>
+                <w:szCs w:val="18"/>
+              </w:rPr>
+              <w:t xml:space="preserve">특2급</w:t>
+            </w:r>
+          </w:p>
+        </w:tc>
+        <w:tc>
+          <w:tcPr>
+            <w:tcW w:type="dxa" w:w="3600"/>
+            <w:tcMar>
+              <w:top w:type="dxa" w:w="52"/>
+              <w:left w:type="dxa" w:w="100"/>
+              <w:bottom w:type="dxa" w:w="52"/>
+              <w:right w:type="dxa" w:w="100"/>
+            </w:tcMar>
+            <w:vAlign w:val="center"/>
+          </w:tcPr>
+          <w:p>
+            <w:pPr>
+              <w:spacing w:after="0" w:line="280"/>
+              <w:jc w:val="left"/>
+            </w:pPr>
+            <w:r>
+              <w:rPr>
+                <w:rFonts w:ascii="맑은 고딕" w:cs="맑은 고딕" w:eastAsia="맑은 고딕" w:hAnsi="맑은 고딕" w:hint="eastAsia"/>
+                <w:sz w:val="18"/>
+                <w:szCs w:val="18"/>
+              </w:rPr>
+              <w:t xml:space="preserve">전직 차관(급) 및 기초자치단체장, 전직 공직유관단체장, 전직 전문대학 등의 총장(이사장), 대기업 임원, 중견기업 대표</w:t>
+            </w:r>
+          </w:p>
+        </w:tc>
+        <w:tc>
+          <w:tcPr>
+            <w:tcW w:type="dxa" w:w="2400"/>
+            <w:tcMar>
+              <w:top w:type="dxa" w:w="52"/>
+              <w:left w:type="dxa" w:w="100"/>
+              <w:bottom w:type="dxa" w:w="52"/>
+              <w:right w:type="dxa" w:w="100"/>
+            </w:tcMar>
+            <w:vAlign w:val="center"/>
+          </w:tcPr>
+          <w:p>
+            <w:pPr>
+              <w:spacing w:after="0" w:line="280"/>
+              <w:jc w:val="left"/>
+            </w:pPr>
+            <w:r>
+              <w:rPr>
+                <w:rFonts w:ascii="맑은 고딕" w:cs="맑은 고딕" w:eastAsia="맑은 고딕" w:hAnsi="맑은 고딕" w:hint="eastAsia"/>
+                <w:sz w:val="18"/>
+                <w:szCs w:val="18"/>
+              </w:rPr>
+              <w:t xml:space="preserve">차관(급), 기초자치단체장, 공직유관단체장, 전문대학 등의 총장(이사장), 대형언론사 총수</w:t>
+            </w:r>
+          </w:p>
+        </w:tc>
+        <w:tc>
+          <w:tcPr>
+            <w:tcW w:type="dxa" w:w="1000"/>
+            <w:tcMar>
+              <w:top w:type="dxa" w:w="52"/>
+              <w:left w:type="dxa" w:w="100"/>
+              <w:bottom w:type="dxa" w:w="52"/>
+              <w:right w:type="dxa" w:w="100"/>
+            </w:tcMar>
+            <w:vAlign w:val="center"/>
+          </w:tcPr>
+          <w:p>
+            <w:pPr>
+              <w:spacing w:after="0" w:line="280"/>
+              <w:jc w:val="right"/>
+            </w:pPr>
+            <w:r>
+              <w:rPr>
+                <w:rFonts w:ascii="맑은 고딕" w:cs="맑은 고딕" w:eastAsia="맑은 고딕" w:hAnsi="맑은 고딕" w:hint="eastAsia"/>
+                <w:sz w:val="18"/>
+                <w:szCs w:val="18"/>
+              </w:rPr>
+              <w:t xml:space="preserve">300,000</w:t>
+            </w:r>
+          </w:p>
+        </w:tc>
+        <w:tc>
+          <w:tcPr>
+            <w:tcW w:type="dxa" w:w="1000"/>
+            <w:tcMar>
+              <w:top w:type="dxa" w:w="52"/>
+              <w:left w:type="dxa" w:w="100"/>
+              <w:bottom w:type="dxa" w:w="52"/>
+              <w:right w:type="dxa" w:w="100"/>
+            </w:tcMar>
+            <w:vAlign w:val="center"/>
+          </w:tcPr>
+          <w:p>
+            <w:pPr>
+              <w:spacing w:after="0" w:line="280"/>
+              <w:jc w:val="right"/>
+            </w:pPr>
+            <w:r>
+              <w:rPr>
+                <w:rFonts w:ascii="맑은 고딕" w:cs="맑은 고딕" w:eastAsia="맑은 고딕" w:hAnsi="맑은 고딕" w:hint="eastAsia"/>
+                <w:sz w:val="18"/>
+                <w:szCs w:val="18"/>
+              </w:rPr>
+              <w:t xml:space="preserve">200,000</w:t>
+            </w:r>
+          </w:p>
+        </w:tc>
+        <w:tc>
+          <w:tcPr>
+            <w:tcW w:type="dxa" w:w="974"/>
+            <w:tcMar>
+              <w:top w:type="dxa" w:w="52"/>
+              <w:left w:type="dxa" w:w="100"/>
+              <w:bottom w:type="dxa" w:w="52"/>
+              <w:right w:type="dxa" w:w="100"/>
+            </w:tcMar>
+            <w:vAlign w:val="center"/>
+          </w:tcPr>
+          <w:p>
+            <w:pPr>
+              <w:spacing w:after="0" w:line="280"/>
+              <w:jc w:val="right"/>
+            </w:pPr>
+            <w:r>
+              <w:rPr>
+                <w:rFonts w:ascii="맑은 고딕" w:cs="맑은 고딕" w:eastAsia="맑은 고딕" w:hAnsi="맑은 고딕" w:hint="eastAsia"/>
+                <w:sz w:val="18"/>
+                <w:szCs w:val="18"/>
+              </w:rPr>
+              <w:t xml:space="preserve">500,000</w:t>
+            </w:r>
+          </w:p>
+        </w:tc>
+      </w:tr>
+      <w:tr>
+        <w:tc>
+          <w:tcPr>
+            <w:tcW w:type="dxa" w:w="900"/>
+            <w:tcMar>
+              <w:top w:type="dxa" w:w="52"/>
+              <w:left w:type="dxa" w:w="100"/>
+              <w:bottom w:type="dxa" w:w="52"/>
+              <w:right w:type="dxa" w:w="100"/>
+            </w:tcMar>
+            <w:vAlign w:val="center"/>
+          </w:tcPr>
+          <w:p>
+            <w:pPr>
+              <w:spacing w:after="0" w:line="280"/>
+              <w:jc w:val="center"/>
+            </w:pPr>
+            <w:r>
+              <w:rPr>
+                <w:rFonts w:ascii="맑은 고딕" w:cs="맑은 고딕" w:eastAsia="맑은 고딕" w:hAnsi="맑은 고딕" w:hint="eastAsia"/>
+                <w:sz w:val="18"/>
+                <w:szCs w:val="18"/>
+              </w:rPr>
+              <w:t xml:space="preserve">가급</w:t>
+            </w:r>
+          </w:p>
+        </w:tc>
+        <w:tc>
+          <w:tcPr>
+            <w:tcW w:type="dxa" w:w="3600"/>
+            <w:tcMar>
+              <w:top w:type="dxa" w:w="52"/>
+              <w:left w:type="dxa" w:w="100"/>
+              <w:bottom w:type="dxa" w:w="52"/>
+              <w:right w:type="dxa" w:w="100"/>
+            </w:tcMar>
+            <w:vAlign w:val="center"/>
+          </w:tcPr>
+          <w:p>
+            <w:pPr>
+              <w:spacing w:after="0" w:line="280"/>
+              <w:jc w:val="left"/>
+            </w:pPr>
+            <w:r>
+              <w:rPr>
+                <w:rFonts w:ascii="맑은 고딕" w:cs="맑은 고딕" w:eastAsia="맑은 고딕" w:hAnsi="맑은 고딕" w:hint="eastAsia"/>
+                <w:sz w:val="18"/>
+                <w:szCs w:val="18"/>
+              </w:rPr>
+              <w:t xml:space="preserve">전직 4급 이상 공무원, 전직 지방의회의원(의장 포함), 전직 공직유관단체 임원, 전직 대학의 교수(조교수 이상), 유명 예술인·종교인, 대기업 부장(급)·중견기업 임원·중소기업 대표, 전문직 3년 이상 실무경력자, 박사학위 취득 후 해당분야 3년 이상 실무경력자, 국가대표 지도자 및 국가대표 출신 강사</w:t>
+            </w:r>
+          </w:p>
+        </w:tc>
+        <w:tc>
+          <w:tcPr>
+            <w:tcW w:type="dxa" w:w="2400"/>
+            <w:tcMar>
+              <w:top w:type="dxa" w:w="52"/>
+              <w:left w:type="dxa" w:w="100"/>
+              <w:bottom w:type="dxa" w:w="52"/>
+              <w:right w:type="dxa" w:w="100"/>
+            </w:tcMar>
+            <w:vAlign w:val="center"/>
+          </w:tcPr>
+          <w:p>
+            <w:pPr>
+              <w:spacing w:after="0" w:line="280"/>
+              <w:jc w:val="left"/>
+            </w:pPr>
+            <w:r>
+              <w:rPr>
+                <w:rFonts w:ascii="맑은 고딕" w:cs="맑은 고딕" w:eastAsia="맑은 고딕" w:hAnsi="맑은 고딕" w:hint="eastAsia"/>
+                <w:sz w:val="18"/>
+                <w:szCs w:val="18"/>
+              </w:rPr>
+              <w:t xml:space="preserve">4급 이상 공무원, 지방의회의원(의장 포함), 공직유관단체 임원, 대학의 교수(조교수 이상), 초·중·고교의 장(이사장), 대형언론사 임원, 기타언론사 대표</w:t>
+            </w:r>
+          </w:p>
+        </w:tc>
+        <w:tc>
+          <w:tcPr>
+            <w:tcW w:type="dxa" w:w="1000"/>
+            <w:tcMar>
+              <w:top w:type="dxa" w:w="52"/>
+              <w:left w:type="dxa" w:w="100"/>
+              <w:bottom w:type="dxa" w:w="52"/>
+              <w:right w:type="dxa" w:w="100"/>
+            </w:tcMar>
+            <w:vAlign w:val="center"/>
+          </w:tcPr>
+          <w:p>
+            <w:pPr>
+              <w:spacing w:after="0" w:line="280"/>
+              <w:jc w:val="right"/>
+            </w:pPr>
+            <w:r>
+              <w:rPr>
+                <w:rFonts w:ascii="맑은 고딕" w:cs="맑은 고딕" w:eastAsia="맑은 고딕" w:hAnsi="맑은 고딕" w:hint="eastAsia"/>
+                <w:sz w:val="18"/>
+                <w:szCs w:val="18"/>
+              </w:rPr>
+              <w:t xml:space="preserve">280,000</w:t>
+            </w:r>
+          </w:p>
+        </w:tc>
+        <w:tc>
+          <w:tcPr>
+            <w:tcW w:type="dxa" w:w="1000"/>
+            <w:tcMar>
+              <w:top w:type="dxa" w:w="52"/>
+              <w:left w:type="dxa" w:w="100"/>
+              <w:bottom w:type="dxa" w:w="52"/>
+              <w:right w:type="dxa" w:w="100"/>
+            </w:tcMar>
+            <w:vAlign w:val="center"/>
+          </w:tcPr>
+          <w:p>
+            <w:pPr>
+              <w:spacing w:after="0" w:line="280"/>
+              <w:jc w:val="right"/>
+            </w:pPr>
+            <w:r>
+              <w:rPr>
+                <w:rFonts w:ascii="맑은 고딕" w:cs="맑은 고딕" w:eastAsia="맑은 고딕" w:hAnsi="맑은 고딕" w:hint="eastAsia"/>
+                <w:sz w:val="18"/>
+                <w:szCs w:val="18"/>
+              </w:rPr>
+              <w:t xml:space="preserve">120,000</w:t>
+            </w:r>
+          </w:p>
+        </w:tc>
+        <w:tc>
+          <w:tcPr>
+            <w:tcW w:type="dxa" w:w="974"/>
+            <w:tcMar>
+              <w:top w:type="dxa" w:w="52"/>
+              <w:left w:type="dxa" w:w="100"/>
+              <w:bottom w:type="dxa" w:w="52"/>
+              <w:right w:type="dxa" w:w="100"/>
+            </w:tcMar>
+            <w:vAlign w:val="center"/>
+          </w:tcPr>
+          <w:p>
+            <w:pPr>
+              <w:spacing w:after="0" w:line="280"/>
+              <w:jc w:val="right"/>
+            </w:pPr>
+            <w:r>
+              <w:rPr>
+                <w:rFonts w:ascii="맑은 고딕" w:cs="맑은 고딕" w:eastAsia="맑은 고딕" w:hAnsi="맑은 고딕" w:hint="eastAsia"/>
+                <w:sz w:val="18"/>
+                <w:szCs w:val="18"/>
+              </w:rPr>
+              <w:t xml:space="preserve">400,000</w:t>
+            </w:r>
+          </w:p>
+        </w:tc>
+      </w:tr>
+      <w:tr>
+        <w:tc>
+          <w:tcPr>
+            <w:tcW w:type="dxa" w:w="900"/>
+            <w:shd w:fill="FFF2CC" w:color="auto" w:val="clear"/>
+            <w:tcMar>
+              <w:top w:type="dxa" w:w="52"/>
+              <w:left w:type="dxa" w:w="100"/>
+              <w:bottom w:type="dxa" w:w="52"/>
+              <w:right w:type="dxa" w:w="100"/>
+            </w:tcMar>
+            <w:vAlign w:val="center"/>
+          </w:tcPr>
+          <w:p>
+            <w:pPr>
+              <w:spacing w:after="0" w:line="280"/>
+              <w:jc w:val="center"/>
+            </w:pPr>
+            <w:r>
+              <w:rPr>
+                <w:rFonts w:ascii="맑은 고딕" w:cs="맑은 고딕" w:eastAsia="맑은 고딕" w:hAnsi="맑은 고딕" w:hint="eastAsia"/>
+                <w:b/>
+                <w:bCs/>
+                <w:sz w:val="18"/>
+                <w:szCs w:val="18"/>
+              </w:rPr>
+              <w:t xml:space="preserve">나급</w:t>
+            </w:r>
+          </w:p>
+        </w:tc>
+        <w:tc>
+          <w:tcPr>
+            <w:tcW w:type="dxa" w:w="3600"/>
+            <w:shd w:fill="FFF2CC" w:color="auto" w:val="clear"/>
+            <w:tcMar>
+              <w:top w:type="dxa" w:w="52"/>
+              <w:left w:type="dxa" w:w="100"/>
+              <w:bottom w:type="dxa" w:w="52"/>
+              <w:right w:type="dxa" w:w="100"/>
+            </w:tcMar>
+            <w:vAlign w:val="center"/>
+          </w:tcPr>
+          <w:p>
+            <w:pPr>
+              <w:spacing w:after="0" w:line="280"/>
+              <w:jc w:val="left"/>
+            </w:pPr>
+            <w:r>
+              <w:rPr>
+                <w:rFonts w:ascii="맑은 고딕" w:cs="맑은 고딕" w:eastAsia="맑은 고딕" w:hAnsi="맑은 고딕" w:hint="eastAsia"/>
+                <w:b/>
+                <w:bCs/>
+                <w:sz w:val="18"/>
+                <w:szCs w:val="18"/>
+              </w:rPr>
+              <w:t xml:space="preserve">전직 5급(상당) 공무원, 중견기업 부장(급)·중소기업 임원, 원어민 어학 강사(외국국적을 가진 자로서 해당 국가에서 고등교육을 이수한 자), 국가전문자격증을 가진 자로서 3년 이상 실무경력자, 기타 전문자격을 가진 자로서 5년 이상 실무경력자</w:t>
+            </w:r>
+          </w:p>
+        </w:tc>
+        <w:tc>
+          <w:tcPr>
+            <w:tcW w:type="dxa" w:w="2400"/>
+            <w:shd w:fill="FFF2CC" w:color="auto" w:val="clear"/>
+            <w:tcMar>
+              <w:top w:type="dxa" w:w="52"/>
+              <w:left w:type="dxa" w:w="100"/>
+              <w:bottom w:type="dxa" w:w="52"/>
+              <w:right w:type="dxa" w:w="100"/>
+            </w:tcMar>
+            <w:vAlign w:val="center"/>
+          </w:tcPr>
+          <w:p>
+            <w:pPr>
+              <w:spacing w:after="0" w:line="280"/>
+              <w:jc w:val="left"/>
+            </w:pPr>
+            <w:r>
+              <w:rPr>
+                <w:rFonts w:ascii="맑은 고딕" w:cs="맑은 고딕" w:eastAsia="맑은 고딕" w:hAnsi="맑은 고딕" w:hint="eastAsia"/>
+                <w:b/>
+                <w:bCs/>
+                <w:sz w:val="18"/>
+                <w:szCs w:val="18"/>
+              </w:rPr>
+              <w:t xml:space="preserve">5급 이하 공무원, 공직유관단체 직원, 대학의 강사 등(교직원 포함), 초·중·고교의 교직원, 기타언론사 임원</w:t>
+            </w:r>
+          </w:p>
+        </w:tc>
+        <w:tc>
+          <w:tcPr>
+            <w:tcW w:type="dxa" w:w="1000"/>
+            <w:shd w:fill="FFF2CC" w:color="auto" w:val="clear"/>
+            <w:tcMar>
+              <w:top w:type="dxa" w:w="52"/>
+              <w:left w:type="dxa" w:w="100"/>
+              <w:bottom w:type="dxa" w:w="52"/>
+              <w:right w:type="dxa" w:w="100"/>
+            </w:tcMar>
+            <w:vAlign w:val="center"/>
+          </w:tcPr>
+          <w:p>
+            <w:pPr>
+              <w:spacing w:after="0" w:line="280"/>
+              <w:jc w:val="right"/>
+            </w:pPr>
+            <w:r>
+              <w:rPr>
+                <w:rFonts w:ascii="맑은 고딕" w:cs="맑은 고딕" w:eastAsia="맑은 고딕" w:hAnsi="맑은 고딕" w:hint="eastAsia"/>
+                <w:b/>
+                <w:bCs/>
+                <w:sz w:val="18"/>
+                <w:szCs w:val="18"/>
+              </w:rPr>
+              <w:t xml:space="preserve">170,000</w:t>
+            </w:r>
+          </w:p>
+        </w:tc>
+        <w:tc>
+          <w:tcPr>
+            <w:tcW w:type="dxa" w:w="1000"/>
+            <w:shd w:fill="FFF2CC" w:color="auto" w:val="clear"/>
+            <w:tcMar>
+              <w:top w:type="dxa" w:w="52"/>
+              <w:left w:type="dxa" w:w="100"/>
+              <w:bottom w:type="dxa" w:w="52"/>
+              <w:right w:type="dxa" w:w="100"/>
+            </w:tcMar>
+            <w:vAlign w:val="center"/>
+          </w:tcPr>
+          <w:p>
+            <w:pPr>
+              <w:spacing w:after="0" w:line="280"/>
+              <w:jc w:val="right"/>
+            </w:pPr>
+            <w:r>
+              <w:rPr>
+                <w:rFonts w:ascii="맑은 고딕" w:cs="맑은 고딕" w:eastAsia="맑은 고딕" w:hAnsi="맑은 고딕" w:hint="eastAsia"/>
+                <w:b/>
+                <w:bCs/>
+                <w:sz w:val="18"/>
+                <w:szCs w:val="18"/>
+              </w:rPr>
+              <w:t xml:space="preserve">80,000</w:t>
+            </w:r>
+          </w:p>
+        </w:tc>
+        <w:tc>
+          <w:tcPr>
+            <w:tcW w:type="dxa" w:w="974"/>
+            <w:shd w:fill="FFF2CC" w:color="auto" w:val="clear"/>
+            <w:tcMar>
+              <w:top w:type="dxa" w:w="52"/>
+              <w:left w:type="dxa" w:w="100"/>
+              <w:bottom w:type="dxa" w:w="52"/>
+              <w:right w:type="dxa" w:w="100"/>
+            </w:tcMar>
+            <w:vAlign w:val="center"/>
+          </w:tcPr>
+          <w:p>
+            <w:pPr>
+              <w:spacing w:after="0" w:line="280"/>
+              <w:jc w:val="right"/>
+            </w:pPr>
+            <w:r>
+              <w:rPr>
+                <w:rFonts w:ascii="맑은 고딕" w:cs="맑은 고딕" w:eastAsia="맑은 고딕" w:hAnsi="맑은 고딕" w:hint="eastAsia"/>
+                <w:b/>
+                <w:bCs/>
+                <w:sz w:val="18"/>
+                <w:szCs w:val="18"/>
+              </w:rPr>
+              <w:t xml:space="preserve">250,000</w:t>
+            </w:r>
+          </w:p>
+        </w:tc>
+      </w:tr>
+      <w:tr>
+        <w:tc>
+          <w:tcPr>
+            <w:tcW w:type="dxa" w:w="900"/>
+            <w:tcMar>
+              <w:top w:type="dxa" w:w="52"/>
+              <w:left w:type="dxa" w:w="100"/>
+              <w:bottom w:type="dxa" w:w="52"/>
+              <w:right w:type="dxa" w:w="100"/>
+            </w:tcMar>
+            <w:vAlign w:val="center"/>
+          </w:tcPr>
+          <w:p>
+            <w:pPr>
+              <w:spacing w:after="0" w:line="280"/>
+              <w:jc w:val="center"/>
+            </w:pPr>
+            <w:r>
+              <w:rPr>
+                <w:rFonts w:ascii="맑은 고딕" w:cs="맑은 고딕" w:eastAsia="맑은 고딕" w:hAnsi="맑은 고딕" w:hint="eastAsia"/>
+                <w:sz w:val="18"/>
+                <w:szCs w:val="18"/>
+              </w:rPr>
+              <w:t xml:space="preserve">다급</w:t>
+            </w:r>
+          </w:p>
+        </w:tc>
+        <w:tc>
+          <w:tcPr>
+            <w:tcW w:type="dxa" w:w="3600"/>
+            <w:tcMar>
+              <w:top w:type="dxa" w:w="52"/>
+              <w:left w:type="dxa" w:w="100"/>
+              <w:bottom w:type="dxa" w:w="52"/>
+              <w:right w:type="dxa" w:w="100"/>
+            </w:tcMar>
+            <w:vAlign w:val="center"/>
+          </w:tcPr>
+          <w:p>
+            <w:pPr>
+              <w:spacing w:after="0" w:line="280"/>
+              <w:jc w:val="left"/>
+            </w:pPr>
+            <w:r>
+              <w:rPr>
+                <w:rFonts w:ascii="맑은 고딕" w:cs="맑은 고딕" w:eastAsia="맑은 고딕" w:hAnsi="맑은 고딕" w:hint="eastAsia"/>
+                <w:sz w:val="18"/>
+                <w:szCs w:val="18"/>
+              </w:rPr>
+              <w:t xml:space="preserve">전직 6급 이하 공무원, 외국어·전산 등 강사, 체육·레크리에이션 등 취미·소양 강사로서 해당분야 3년 이상(공공기관·공공교육훈련기관 경력) 또는 5년 이상(외부경력 포함) 강의 경력자</w:t>
+            </w:r>
+          </w:p>
+        </w:tc>
+        <w:tc>
+          <w:tcPr>
+            <w:tcW w:type="dxa" w:w="2400"/>
+            <w:tcMar>
+              <w:top w:type="dxa" w:w="52"/>
+              <w:left w:type="dxa" w:w="100"/>
+              <w:bottom w:type="dxa" w:w="52"/>
+              <w:right w:type="dxa" w:w="100"/>
+            </w:tcMar>
+            <w:vAlign w:val="center"/>
+          </w:tcPr>
+          <w:p>
+            <w:pPr>
+              <w:spacing w:after="0" w:line="280"/>
+              <w:jc w:val="left"/>
+            </w:pPr>
+            <w:r>
+              <w:rPr>
+                <w:rFonts w:ascii="맑은 고딕" w:cs="맑은 고딕" w:eastAsia="맑은 고딕" w:hAnsi="맑은 고딕" w:hint="eastAsia"/>
+                <w:sz w:val="18"/>
+                <w:szCs w:val="18"/>
+              </w:rPr>
+              <w:t xml:space="preserve"/>
+            </w:r>
+          </w:p>
+        </w:tc>
+        <w:tc>
+          <w:tcPr>
+            <w:tcW w:type="dxa" w:w="1000"/>
+            <w:tcMar>
+              <w:top w:type="dxa" w:w="52"/>
+              <w:left w:type="dxa" w:w="100"/>
+              <w:bottom w:type="dxa" w:w="52"/>
+              <w:right w:type="dxa" w:w="100"/>
+            </w:tcMar>
+            <w:vAlign w:val="center"/>
+          </w:tcPr>
+          <w:p>
+            <w:pPr>
+              <w:spacing w:after="0" w:line="280"/>
+              <w:jc w:val="right"/>
+            </w:pPr>
+            <w:r>
+              <w:rPr>
+                <w:rFonts w:ascii="맑은 고딕" w:cs="맑은 고딕" w:eastAsia="맑은 고딕" w:hAnsi="맑은 고딕" w:hint="eastAsia"/>
+                <w:sz w:val="18"/>
+                <w:szCs w:val="18"/>
+              </w:rPr>
+              <w:t xml:space="preserve">100,000</w:t>
+            </w:r>
+          </w:p>
+        </w:tc>
+        <w:tc>
+          <w:tcPr>
+            <w:tcW w:type="dxa" w:w="1000"/>
+            <w:tcMar>
+              <w:top w:type="dxa" w:w="52"/>
+              <w:left w:type="dxa" w:w="100"/>
+              <w:bottom w:type="dxa" w:w="52"/>
+              <w:right w:type="dxa" w:w="100"/>
+            </w:tcMar>
+            <w:vAlign w:val="center"/>
+          </w:tcPr>
+          <w:p>
+            <w:pPr>
+              <w:spacing w:after="0" w:line="280"/>
+              <w:jc w:val="right"/>
+            </w:pPr>
+            <w:r>
+              <w:rPr>
+                <w:rFonts w:ascii="맑은 고딕" w:cs="맑은 고딕" w:eastAsia="맑은 고딕" w:hAnsi="맑은 고딕" w:hint="eastAsia"/>
+                <w:sz w:val="18"/>
+                <w:szCs w:val="18"/>
+              </w:rPr>
+              <w:t xml:space="preserve">50,000</w:t>
+            </w:r>
+          </w:p>
+        </w:tc>
+        <w:tc>
+          <w:tcPr>
+            <w:tcW w:type="dxa" w:w="974"/>
+            <w:tcMar>
+              <w:top w:type="dxa" w:w="52"/>
+              <w:left w:type="dxa" w:w="100"/>
+              <w:bottom w:type="dxa" w:w="52"/>
+              <w:right w:type="dxa" w:w="100"/>
+            </w:tcMar>
+            <w:vAlign w:val="center"/>
+          </w:tcPr>
+          <w:p>
+            <w:pPr>
+              <w:spacing w:after="0" w:line="280"/>
+              <w:jc w:val="right"/>
+            </w:pPr>
+            <w:r>
+              <w:rPr>
+                <w:rFonts w:ascii="맑은 고딕" w:cs="맑은 고딕" w:eastAsia="맑은 고딕" w:hAnsi="맑은 고딕" w:hint="eastAsia"/>
+                <w:sz w:val="18"/>
+                <w:szCs w:val="18"/>
+              </w:rPr>
+              <w:t xml:space="preserve">150,000</w:t>
+            </w:r>
+          </w:p>
+        </w:tc>
+      </w:tr>
+      <w:tr>
+        <w:tc>
+          <w:tcPr>
+            <w:tcW w:type="dxa" w:w="900"/>
+            <w:tcMar>
+              <w:top w:type="dxa" w:w="52"/>
+              <w:left w:type="dxa" w:w="100"/>
+              <w:bottom w:type="dxa" w:w="52"/>
+              <w:right w:type="dxa" w:w="100"/>
+            </w:tcMar>
+            <w:vAlign w:val="center"/>
+          </w:tcPr>
+          <w:p>
+            <w:pPr>
+              <w:spacing w:after="0" w:line="280"/>
+              <w:jc w:val="center"/>
+            </w:pPr>
+            <w:r>
+              <w:rPr>
+                <w:rFonts w:ascii="맑은 고딕" w:cs="맑은 고딕" w:eastAsia="맑은 고딕" w:hAnsi="맑은 고딕" w:hint="eastAsia"/>
+                <w:sz w:val="18"/>
+                <w:szCs w:val="18"/>
+              </w:rPr>
+              <w:t xml:space="preserve">라급</w:t>
+            </w:r>
+          </w:p>
+        </w:tc>
+        <w:tc>
+          <w:tcPr>
+            <w:tcW w:type="dxa" w:w="3600"/>
+            <w:tcMar>
+              <w:top w:type="dxa" w:w="52"/>
+              <w:left w:type="dxa" w:w="100"/>
+              <w:bottom w:type="dxa" w:w="52"/>
+              <w:right w:type="dxa" w:w="100"/>
+            </w:tcMar>
+            <w:vAlign w:val="center"/>
+          </w:tcPr>
+          <w:p>
+            <w:pPr>
+              <w:spacing w:after="0" w:line="280"/>
+              <w:jc w:val="left"/>
+            </w:pPr>
+            <w:r>
+              <w:rPr>
+                <w:rFonts w:ascii="맑은 고딕" w:cs="맑은 고딕" w:eastAsia="맑은 고딕" w:hAnsi="맑은 고딕" w:hint="eastAsia"/>
+                <w:sz w:val="18"/>
+                <w:szCs w:val="18"/>
+              </w:rPr>
+              <w:t xml:space="preserve">체육, 레크리에이션 등 취미·소양 강사</w:t>
+            </w:r>
+          </w:p>
+        </w:tc>
+        <w:tc>
+          <w:tcPr>
+            <w:tcW w:type="dxa" w:w="2400"/>
+            <w:tcMar>
+              <w:top w:type="dxa" w:w="52"/>
+              <w:left w:type="dxa" w:w="100"/>
+              <w:bottom w:type="dxa" w:w="52"/>
+              <w:right w:type="dxa" w:w="100"/>
+            </w:tcMar>
+            <w:vAlign w:val="center"/>
+          </w:tcPr>
+          <w:p>
+            <w:pPr>
+              <w:spacing w:after="0" w:line="280"/>
+              <w:jc w:val="left"/>
+            </w:pPr>
+            <w:r>
+              <w:rPr>
+                <w:rFonts w:ascii="맑은 고딕" w:cs="맑은 고딕" w:eastAsia="맑은 고딕" w:hAnsi="맑은 고딕" w:hint="eastAsia"/>
+                <w:sz w:val="18"/>
+                <w:szCs w:val="18"/>
+              </w:rPr>
+              <w:t xml:space="preserve"/>
+            </w:r>
+          </w:p>
+        </w:tc>
+        <w:tc>
+          <w:tcPr>
+            <w:tcW w:type="dxa" w:w="1000"/>
+            <w:tcMar>
+              <w:top w:type="dxa" w:w="52"/>
+              <w:left w:type="dxa" w:w="100"/>
+              <w:bottom w:type="dxa" w:w="52"/>
+              <w:right w:type="dxa" w:w="100"/>
+            </w:tcMar>
+            <w:vAlign w:val="center"/>
+          </w:tcPr>
+          <w:p>
+            <w:pPr>
+              <w:spacing w:after="0" w:line="280"/>
+              <w:jc w:val="right"/>
+            </w:pPr>
+            <w:r>
+              <w:rPr>
+                <w:rFonts w:ascii="맑은 고딕" w:cs="맑은 고딕" w:eastAsia="맑은 고딕" w:hAnsi="맑은 고딕" w:hint="eastAsia"/>
+                <w:sz w:val="18"/>
+                <w:szCs w:val="18"/>
+              </w:rPr>
+              <w:t xml:space="preserve">80,000</w:t>
+            </w:r>
+          </w:p>
+        </w:tc>
+        <w:tc>
+          <w:tcPr>
+            <w:tcW w:type="dxa" w:w="1000"/>
+            <w:tcMar>
+              <w:top w:type="dxa" w:w="52"/>
+              <w:left w:type="dxa" w:w="100"/>
+              <w:bottom w:type="dxa" w:w="52"/>
+              <w:right w:type="dxa" w:w="100"/>
+            </w:tcMar>
+            <w:vAlign w:val="center"/>
+          </w:tcPr>
+          <w:p>
+            <w:pPr>
+              <w:spacing w:after="0" w:line="280"/>
+              <w:jc w:val="right"/>
+            </w:pPr>
+            <w:r>
+              <w:rPr>
+                <w:rFonts w:ascii="맑은 고딕" w:cs="맑은 고딕" w:eastAsia="맑은 고딕" w:hAnsi="맑은 고딕" w:hint="eastAsia"/>
+                <w:sz w:val="18"/>
+                <w:szCs w:val="18"/>
+              </w:rPr>
+              <w:t xml:space="preserve">40,000</w:t>
+            </w:r>
+          </w:p>
+        </w:tc>
+        <w:tc>
+          <w:tcPr>
+            <w:tcW w:type="dxa" w:w="974"/>
+            <w:tcMar>
+              <w:top w:type="dxa" w:w="52"/>
+              <w:left w:type="dxa" w:w="100"/>
+              <w:bottom w:type="dxa" w:w="52"/>
+              <w:right w:type="dxa" w:w="100"/>
+            </w:tcMar>
+            <w:vAlign w:val="center"/>
+          </w:tcPr>
+          <w:p>
+            <w:pPr>
+              <w:spacing w:after="0" w:line="280"/>
+              <w:jc w:val="right"/>
+            </w:pPr>
+            <w:r>
+              <w:rPr>
+                <w:rFonts w:ascii="맑은 고딕" w:cs="맑은 고딕" w:eastAsia="맑은 고딕" w:hAnsi="맑은 고딕" w:hint="eastAsia"/>
+                <w:sz w:val="18"/>
+                <w:szCs w:val="18"/>
+              </w:rPr>
+              <w:t xml:space="preserve">120,000</w:t>
+            </w:r>
+          </w:p>
+        </w:tc>
+      </w:tr>
+      <w:tr>
+        <w:tc>
+          <w:tcPr>
+            <w:tcW w:type="dxa" w:w="900"/>
+            <w:tcMar>
+              <w:top w:type="dxa" w:w="52"/>
+              <w:left w:type="dxa" w:w="100"/>
+              <w:bottom w:type="dxa" w:w="52"/>
+              <w:right w:type="dxa" w:w="100"/>
+            </w:tcMar>
+            <w:vAlign w:val="center"/>
+          </w:tcPr>
+          <w:p>
+            <w:pPr>
+              <w:spacing w:after="0" w:line="280"/>
+              <w:jc w:val="center"/>
+            </w:pPr>
+            <w:r>
+              <w:rPr>
+                <w:rFonts w:ascii="맑은 고딕" w:cs="맑은 고딕" w:eastAsia="맑은 고딕" w:hAnsi="맑은 고딕" w:hint="eastAsia"/>
+                <w:sz w:val="18"/>
+                <w:szCs w:val="18"/>
+              </w:rPr>
+              <w:t xml:space="preserve">마급</w:t>
+            </w:r>
+          </w:p>
+        </w:tc>
+        <w:tc>
+          <w:tcPr>
+            <w:tcW w:type="dxa" w:w="3600"/>
+            <w:tcMar>
+              <w:top w:type="dxa" w:w="52"/>
+              <w:left w:type="dxa" w:w="100"/>
+              <w:bottom w:type="dxa" w:w="52"/>
+              <w:right w:type="dxa" w:w="100"/>
+            </w:tcMar>
+            <w:vAlign w:val="center"/>
+          </w:tcPr>
+          <w:p>
+            <w:pPr>
+              <w:spacing w:after="0" w:line="280"/>
+              <w:jc w:val="left"/>
+            </w:pPr>
+            <w:r>
+              <w:rPr>
+                <w:rFonts w:ascii="맑은 고딕" w:cs="맑은 고딕" w:eastAsia="맑은 고딕" w:hAnsi="맑은 고딕" w:hint="eastAsia"/>
+                <w:sz w:val="18"/>
+                <w:szCs w:val="18"/>
+              </w:rPr>
+              <w:t xml:space="preserve">각종 교육운영(실기실습 등) 보조자</w:t>
+            </w:r>
+          </w:p>
+        </w:tc>
+        <w:tc>
+          <w:tcPr>
+            <w:tcW w:type="dxa" w:w="2400"/>
+            <w:tcMar>
+              <w:top w:type="dxa" w:w="52"/>
+              <w:left w:type="dxa" w:w="100"/>
+              <w:bottom w:type="dxa" w:w="52"/>
+              <w:right w:type="dxa" w:w="100"/>
+            </w:tcMar>
+            <w:vAlign w:val="center"/>
+          </w:tcPr>
+          <w:p>
+            <w:pPr>
+              <w:spacing w:after="0" w:line="280"/>
+              <w:jc w:val="left"/>
+            </w:pPr>
+            <w:r>
+              <w:rPr>
+                <w:rFonts w:ascii="맑은 고딕" w:cs="맑은 고딕" w:eastAsia="맑은 고딕" w:hAnsi="맑은 고딕" w:hint="eastAsia"/>
+                <w:sz w:val="18"/>
+                <w:szCs w:val="18"/>
+              </w:rPr>
+              <w:t xml:space="preserve"/>
+            </w:r>
+          </w:p>
+        </w:tc>
+        <w:tc>
+          <w:tcPr>
+            <w:tcW w:type="dxa" w:w="1000"/>
+            <w:tcMar>
+              <w:top w:type="dxa" w:w="52"/>
+              <w:left w:type="dxa" w:w="100"/>
+              <w:bottom w:type="dxa" w:w="52"/>
+              <w:right w:type="dxa" w:w="100"/>
+            </w:tcMar>
+            <w:vAlign w:val="center"/>
+          </w:tcPr>
+          <w:p>
+            <w:pPr>
+              <w:spacing w:after="0" w:line="280"/>
+              <w:jc w:val="right"/>
+            </w:pPr>
+            <w:r>
+              <w:rPr>
+                <w:rFonts w:ascii="맑은 고딕" w:cs="맑은 고딕" w:eastAsia="맑은 고딕" w:hAnsi="맑은 고딕" w:hint="eastAsia"/>
+                <w:sz w:val="18"/>
+                <w:szCs w:val="18"/>
+              </w:rPr>
+              <w:t xml:space="preserve">60,000</w:t>
+            </w:r>
+          </w:p>
+        </w:tc>
+        <w:tc>
+          <w:tcPr>
+            <w:tcW w:type="dxa" w:w="1000"/>
+            <w:tcMar>
+              <w:top w:type="dxa" w:w="52"/>
+              <w:left w:type="dxa" w:w="100"/>
+              <w:bottom w:type="dxa" w:w="52"/>
+              <w:right w:type="dxa" w:w="100"/>
+            </w:tcMar>
+            <w:vAlign w:val="center"/>
+          </w:tcPr>
+          <w:p>
+            <w:pPr>
+              <w:spacing w:after="0" w:line="280"/>
+              <w:jc w:val="right"/>
+            </w:pPr>
+            <w:r>
+              <w:rPr>
+                <w:rFonts w:ascii="맑은 고딕" w:cs="맑은 고딕" w:eastAsia="맑은 고딕" w:hAnsi="맑은 고딕" w:hint="eastAsia"/>
+                <w:sz w:val="18"/>
+                <w:szCs w:val="18"/>
+              </w:rPr>
+              <w:t xml:space="preserve">30,000</w:t>
+            </w:r>
+          </w:p>
+        </w:tc>
+        <w:tc>
+          <w:tcPr>
+            <w:tcW w:type="dxa" w:w="974"/>
+            <w:tcMar>
+              <w:top w:type="dxa" w:w="52"/>
+              <w:left w:type="dxa" w:w="100"/>
+              <w:bottom w:type="dxa" w:w="52"/>
+              <w:right w:type="dxa" w:w="100"/>
+            </w:tcMar>
+            <w:vAlign w:val="center"/>
+          </w:tcPr>
+          <w:p>
+            <w:pPr>
+              <w:spacing w:after="0" w:line="280"/>
+              <w:jc w:val="right"/>
+            </w:pPr>
+            <w:r>
+              <w:rPr>
+                <w:rFonts w:ascii="맑은 고딕" w:cs="맑은 고딕" w:eastAsia="맑은 고딕" w:hAnsi="맑은 고딕" w:hint="eastAsia"/>
+                <w:sz w:val="18"/>
+                <w:szCs w:val="18"/>
+              </w:rPr>
+              <w:t xml:space="preserve">90,000</w:t>
+            </w:r>
+          </w:p>
+        </w:tc>
+      </w:tr>
+    </w:tbl>
+    <w:p>
+      <w:pPr>
+        <w:spacing w:after="40" w:before="200" w:line="300"/>
+      </w:pPr>
+      <w:r>
+        <w:rPr>
+          <w:rFonts w:ascii="맑은 고딕" w:cs="맑은 고딕" w:eastAsia="맑은 고딕" w:hAnsi="맑은 고딕" w:hint="eastAsia"/>
+          <w:color w:val="767676"/>
+          <w:sz w:val="17"/>
+          <w:szCs w:val="17"/>
+        </w:rPr>
+        <w:t xml:space="preserve">1. 전문직 : 감정평가사, 건축사, 공인노무사, 공인회계사, 관세사, 기술사, 법무사, 변리사, 변호사, 보험계리사, 세무사, 약사, 의사</w:t>
+      </w:r>
+    </w:p>
+    <w:p>
+      <w:pPr>
+        <w:spacing w:after="40" w:before="0" w:line="300"/>
+      </w:pPr>
+      <w:r>
+        <w:rPr>
+          <w:rFonts w:ascii="맑은 고딕" w:cs="맑은 고딕" w:eastAsia="맑은 고딕" w:hAnsi="맑은 고딕" w:hint="eastAsia"/>
+          <w:color w:val="767676"/>
+          <w:sz w:val="17"/>
+          <w:szCs w:val="17"/>
+        </w:rPr>
+        <w:t xml:space="preserve">2. 특1급 초과 매시간은 300,000원이나, * 표시된 청탁금지법 적용 대상(공직자 등)은 200,000원을 적용한다.</w:t>
+      </w:r>
+    </w:p>
+    <w:p>
+      <w:pPr>
+        <w:spacing w:after="40" w:before="0" w:line="300"/>
+      </w:pPr>
+      <w:r>
+        <w:rPr>
+          <w:rFonts w:ascii="맑은 고딕" w:cs="맑은 고딕" w:eastAsia="맑은 고딕" w:hAnsi="맑은 고딕" w:hint="eastAsia"/>
+          <w:color w:val="767676"/>
+          <w:sz w:val="17"/>
+          <w:szCs w:val="17"/>
+        </w:rPr>
+        <w:t xml:space="preserve">3. 본 견적의 창업 특강(2시간)은 나급을 적용하여 170,000원 + 80,000원 = 250,000원으로 계상하였다.</w:t>
+      </w:r>
+    </w:p>
+    <w:p>
+      <w:pPr>
+        <w:spacing w:after="40" w:before="0" w:line="300"/>
+      </w:pPr>
+      <w:r>
+        <w:rPr>
+          <w:rFonts w:ascii="맑은 고딕" w:cs="맑은 고딕" w:eastAsia="맑은 고딕" w:hAnsi="맑은 고딕" w:hint="eastAsia"/>
+          <w:color w:val="767676"/>
+          <w:sz w:val="17"/>
+          <w:szCs w:val="17"/>
+        </w:rPr>
+        <w:t xml:space="preserve">4. 2025년 용역도 동일하게 나급을 적용하였다 (4시간 410,000원 / 3시간 330,000원).</w:t>
+      </w:r>
+    </w:p>
+    <w:p>
+      <w:pPr>
+        <w:spacing w:after="100" w:before="0" w:line="300"/>
+      </w:pPr>
+      <w:r>
+        <w:rPr>
+          <w:rFonts w:ascii="맑은 고딕" w:cs="맑은 고딕" w:eastAsia="맑은 고딕" w:hAnsi="맑은 고딕" w:hint="eastAsia"/>
+          <w:color w:val="767676"/>
+          <w:sz w:val="17"/>
+          <w:szCs w:val="17"/>
+        </w:rPr>
+        <w:t xml:space="preserve">5. 강사가 중소기업 대표 등 가급 요건에 해당하면 2시간 400,000원까지 적용할 수 있다.</w:t>
       </w:r>
     </w:p>
     <w:sectPr>

--- a/docs/2026-계획안-견적서/2026_바이브코딩_특강및경진대회_견적서.docx
+++ b/docs/2026-계획안-견적서/2026_바이브코딩_특강및경진대회_견적서.docx
@@ -536,7 +536,7 @@
                 <w:sz w:val="18"/>
                 <w:szCs w:val="18"/>
               </w:rPr>
-              <w:t xml:space="preserve">최  은  성    </w:t>
+              <w:t xml:space="preserve">김  기  훈    </w:t>
             </w:r>
             <w:r>
               <w:drawing>

--- a/docs/2026-계획안-견적서/2026_바이브코딩_특강및경진대회_견적서.docx
+++ b/docs/2026-계획안-견적서/2026_바이브코딩_특강및경진대회_견적서.docx
@@ -336,7 +336,7 @@
                 <w:sz w:val="17"/>
                 <w:szCs w:val="17"/>
               </w:rPr>
-              <w:t xml:space="preserve"/>
+              <w:t xml:space="preserve">209-88-03446</w:t>
             </w:r>
           </w:p>
         </w:tc>
@@ -436,7 +436,7 @@
                 <w:sz w:val="17"/>
                 <w:szCs w:val="17"/>
               </w:rPr>
-              <w:t xml:space="preserve">주식회사 리본마켓</w:t>
+              <w:t xml:space="preserve">(주)리본마켓</w:t>
             </w:r>
           </w:p>
         </w:tc>
@@ -674,7 +674,7 @@
                 <w:sz w:val="17"/>
                 <w:szCs w:val="17"/>
               </w:rPr>
-              <w:t xml:space="preserve"/>
+              <w:t xml:space="preserve">경기도 평택시 이충로 49-29</w:t>
             </w:r>
           </w:p>
         </w:tc>

--- a/docs/2026-계획안-견적서/2026_바이브코딩_특강및경진대회_견적서.docx
+++ b/docs/2026-계획안-견적서/2026_바이브코딩_특강및경진대회_견적서.docx
@@ -772,7 +772,7 @@
                 <w:sz w:val="17"/>
                 <w:szCs w:val="17"/>
               </w:rPr>
-              <w:t xml:space="preserve"/>
+              <w:t xml:space="preserve">최은성   010-5843-0627</w:t>
             </w:r>
           </w:p>
         </w:tc>
